--- a/public/materials/authentication/teaching-guide/cs/Authentication_Teaching_CS.docx
+++ b/public/materials/authentication/teaching-guide/cs/Authentication_Teaching_CS.docx
@@ -470,7 +470,71 @@
           <w:rFonts w:ascii="Arial" w:eastAsia="Arial" w:hAnsi="Arial" w:cs="Arial"/>
           <w:lang w:val="cs-CZ"/>
         </w:rPr>
-        <w:t>Vysvětlivky ke značkám u úkolů: A – sluchové vnímání (auditory), O – mluvený projev (oral), V – zrakové vnímání (visual), W – písemný projev (written), R – čtení (reading), K – pohybová aktivita (kinesthetic).</w:t>
+        <w:t>Vysvětlivky ke značkám u úkolů: A – sluchové vnímání (auditory), O – mluvený projev (oral), V – zrakové vnímání (</w:t>
+      </w:r>
+      <w:proofErr w:type="spellStart"/>
+      <w:r>
+        <w:rPr>
+          <w:rFonts w:ascii="Arial" w:eastAsia="Arial" w:hAnsi="Arial" w:cs="Arial"/>
+          <w:lang w:val="cs-CZ"/>
+        </w:rPr>
+        <w:t>visual</w:t>
+      </w:r>
+      <w:proofErr w:type="spellEnd"/>
+      <w:r>
+        <w:rPr>
+          <w:rFonts w:ascii="Arial" w:eastAsia="Arial" w:hAnsi="Arial" w:cs="Arial"/>
+          <w:lang w:val="cs-CZ"/>
+        </w:rPr>
+        <w:t>), W – písemný projev (</w:t>
+      </w:r>
+      <w:proofErr w:type="spellStart"/>
+      <w:r>
+        <w:rPr>
+          <w:rFonts w:ascii="Arial" w:eastAsia="Arial" w:hAnsi="Arial" w:cs="Arial"/>
+          <w:lang w:val="cs-CZ"/>
+        </w:rPr>
+        <w:t>written</w:t>
+      </w:r>
+      <w:proofErr w:type="spellEnd"/>
+      <w:r>
+        <w:rPr>
+          <w:rFonts w:ascii="Arial" w:eastAsia="Arial" w:hAnsi="Arial" w:cs="Arial"/>
+          <w:lang w:val="cs-CZ"/>
+        </w:rPr>
+        <w:t>), R – čtení (</w:t>
+      </w:r>
+      <w:proofErr w:type="spellStart"/>
+      <w:r>
+        <w:rPr>
+          <w:rFonts w:ascii="Arial" w:eastAsia="Arial" w:hAnsi="Arial" w:cs="Arial"/>
+          <w:lang w:val="cs-CZ"/>
+        </w:rPr>
+        <w:t>reading</w:t>
+      </w:r>
+      <w:proofErr w:type="spellEnd"/>
+      <w:r>
+        <w:rPr>
+          <w:rFonts w:ascii="Arial" w:eastAsia="Arial" w:hAnsi="Arial" w:cs="Arial"/>
+          <w:lang w:val="cs-CZ"/>
+        </w:rPr>
+        <w:t>), K – pohybová aktivita (</w:t>
+      </w:r>
+      <w:proofErr w:type="spellStart"/>
+      <w:r>
+        <w:rPr>
+          <w:rFonts w:ascii="Arial" w:eastAsia="Arial" w:hAnsi="Arial" w:cs="Arial"/>
+          <w:lang w:val="cs-CZ"/>
+        </w:rPr>
+        <w:t>kinesthetic</w:t>
+      </w:r>
+      <w:proofErr w:type="spellEnd"/>
+      <w:r>
+        <w:rPr>
+          <w:rFonts w:ascii="Arial" w:eastAsia="Arial" w:hAnsi="Arial" w:cs="Arial"/>
+          <w:lang w:val="cs-CZ"/>
+        </w:rPr>
+        <w:t>).</w:t>
       </w:r>
     </w:p>
     <w:p>
@@ -1655,6 +1719,7 @@
         <w:lastRenderedPageBreak/>
         <w:t xml:space="preserve">Možnost </w:t>
       </w:r>
+      <w:proofErr w:type="gramStart"/>
       <w:r>
         <w:rPr>
           <w:rFonts w:ascii="Arial" w:eastAsia="Arial" w:hAnsi="Arial" w:cs="Arial"/>
@@ -1694,6 +1759,7 @@
         </w:rPr>
         <w:t>U</w:t>
       </w:r>
+      <w:proofErr w:type="gramEnd"/>
       <w:r>
         <w:rPr>
           <w:rFonts w:ascii="Arial" w:eastAsia="Arial" w:hAnsi="Arial" w:cs="Arial"/>
@@ -1716,14 +1782,32 @@
           <w:iCs/>
           <w:lang w:val="cs-CZ"/>
         </w:rPr>
-        <w:t>Možnost 2</w:t>
-      </w:r>
-      <w:r>
-        <w:rPr>
-          <w:rFonts w:ascii="Arial" w:eastAsia="Arial" w:hAnsi="Arial" w:cs="Arial"/>
-          <w:lang w:val="cs-CZ"/>
-        </w:rPr>
-        <w:t xml:space="preserve"> – U každého z následujících příkladů vyzvěte žáky, ať běží do levého rohu třídy, pokud jde podle nich o digitální majetek, do pravého rohu, pokud ne, a ať zůstanou uprostřed místnosti, pokud si nejsou jistí.</w:t>
+        <w:t xml:space="preserve">Možnost </w:t>
+      </w:r>
+      <w:proofErr w:type="gramStart"/>
+      <w:r>
+        <w:rPr>
+          <w:rFonts w:ascii="Arial" w:eastAsia="Arial" w:hAnsi="Arial" w:cs="Arial"/>
+          <w:i/>
+          <w:iCs/>
+          <w:lang w:val="cs-CZ"/>
+        </w:rPr>
+        <w:t>2</w:t>
+      </w:r>
+      <w:r>
+        <w:rPr>
+          <w:rFonts w:ascii="Arial" w:eastAsia="Arial" w:hAnsi="Arial" w:cs="Arial"/>
+          <w:lang w:val="cs-CZ"/>
+        </w:rPr>
+        <w:t xml:space="preserve"> – U</w:t>
+      </w:r>
+      <w:proofErr w:type="gramEnd"/>
+      <w:r>
+        <w:rPr>
+          <w:rFonts w:ascii="Arial" w:eastAsia="Arial" w:hAnsi="Arial" w:cs="Arial"/>
+          <w:lang w:val="cs-CZ"/>
+        </w:rPr>
+        <w:t> každého z následujících příkladů vyzvěte žáky, ať běží do levého rohu třídy, pokud jde podle nich o digitální majetek, do pravého rohu, pokud ne, a ať zůstanou uprostřed místnosti, pokud si nejsou jistí.</w:t>
       </w:r>
     </w:p>
     <w:p>
@@ -1957,13 +2041,23 @@
                 <w:color w:val="000000" w:themeColor="text1"/>
               </w:rPr>
             </w:pPr>
+            <w:proofErr w:type="spellStart"/>
             <w:r>
               <w:rPr>
                 <w:rFonts w:ascii="Arial" w:eastAsia="Arial" w:hAnsi="Arial" w:cs="Arial"/>
                 <w:color w:val="000000" w:themeColor="text1"/>
                 <w:lang w:val="cs-CZ"/>
               </w:rPr>
-              <w:t>Playlist s hudbou</w:t>
+              <w:t>Playlist</w:t>
+            </w:r>
+            <w:proofErr w:type="spellEnd"/>
+            <w:r>
+              <w:rPr>
+                <w:rFonts w:ascii="Arial" w:eastAsia="Arial" w:hAnsi="Arial" w:cs="Arial"/>
+                <w:color w:val="000000" w:themeColor="text1"/>
+                <w:lang w:val="cs-CZ"/>
+              </w:rPr>
+              <w:t xml:space="preserve"> s hudbou</w:t>
             </w:r>
           </w:p>
           <w:p>
@@ -2852,7 +2946,27 @@
           <w:bCs/>
           <w:lang w:val="cs-CZ"/>
         </w:rPr>
-        <w:t>Dostupné materiály KidCy:</w:t>
+        <w:t xml:space="preserve">Dostupné materiály </w:t>
+      </w:r>
+      <w:proofErr w:type="spellStart"/>
+      <w:r>
+        <w:rPr>
+          <w:rFonts w:ascii="Arial" w:eastAsia="Arial" w:hAnsi="Arial" w:cs="Arial"/>
+          <w:b/>
+          <w:bCs/>
+          <w:lang w:val="cs-CZ"/>
+        </w:rPr>
+        <w:t>KidCy</w:t>
+      </w:r>
+      <w:proofErr w:type="spellEnd"/>
+      <w:r>
+        <w:rPr>
+          <w:rFonts w:ascii="Arial" w:eastAsia="Arial" w:hAnsi="Arial" w:cs="Arial"/>
+          <w:b/>
+          <w:bCs/>
+          <w:lang w:val="cs-CZ"/>
+        </w:rPr>
+        <w:t>:</w:t>
       </w:r>
     </w:p>
     <w:p>
@@ -3567,7 +3681,39 @@
           <w:rFonts w:ascii="Arial" w:eastAsia="Arial" w:hAnsi="Arial" w:cs="Arial"/>
           <w:lang w:val="cs-CZ"/>
         </w:rPr>
-        <w:t>Vysvětlete, že dvoufaktorové ověření (2FA) kombinuje dvě různé kategorie faktorů. Například platební karta je něco, co mám, a její PIN je něco, co znám. Heslo a druhý zapamatovaný PIN jsou obojí něco, co znám, takže samy o sobě dvoufaktorové ověření netvoří. Uživatelské jméno nebo číslo účtu jen označuje účet – není to ověřovací faktor.</w:t>
+        <w:t xml:space="preserve">Vysvětlete, že </w:t>
+      </w:r>
+      <w:proofErr w:type="spellStart"/>
+      <w:r>
+        <w:rPr>
+          <w:rFonts w:ascii="Arial" w:eastAsia="Arial" w:hAnsi="Arial" w:cs="Arial"/>
+          <w:lang w:val="cs-CZ"/>
+        </w:rPr>
+        <w:t>dvoufaktorové</w:t>
+      </w:r>
+      <w:proofErr w:type="spellEnd"/>
+      <w:r>
+        <w:rPr>
+          <w:rFonts w:ascii="Arial" w:eastAsia="Arial" w:hAnsi="Arial" w:cs="Arial"/>
+          <w:lang w:val="cs-CZ"/>
+        </w:rPr>
+        <w:t xml:space="preserve"> ověření (2FA) kombinuje dvě různé kategorie faktorů. Například platební karta je něco, co mám, a její PIN je něco, co znám. Heslo a druhý zapamatovaný PIN jsou obojí něco, co znám, takže samy o sobě </w:t>
+      </w:r>
+      <w:proofErr w:type="spellStart"/>
+      <w:r>
+        <w:rPr>
+          <w:rFonts w:ascii="Arial" w:eastAsia="Arial" w:hAnsi="Arial" w:cs="Arial"/>
+          <w:lang w:val="cs-CZ"/>
+        </w:rPr>
+        <w:t>dvoufaktorové</w:t>
+      </w:r>
+      <w:proofErr w:type="spellEnd"/>
+      <w:r>
+        <w:rPr>
+          <w:rFonts w:ascii="Arial" w:eastAsia="Arial" w:hAnsi="Arial" w:cs="Arial"/>
+          <w:lang w:val="cs-CZ"/>
+        </w:rPr>
+        <w:t xml:space="preserve"> ověření netvoří. Uživatelské jméno nebo číslo účtu jen označuje účet – není to ověřovací faktor.</w:t>
       </w:r>
     </w:p>
     <w:p>
@@ -3989,15 +4135,9 @@
           <w:iCs/>
           <w:lang w:val="cs-CZ"/>
         </w:rPr>
-        <w:t>Možnost 1</w:t>
-      </w:r>
-      <w:r>
-        <w:rPr>
-          <w:rFonts w:ascii="Arial" w:eastAsia="Arial" w:hAnsi="Arial" w:cs="Arial"/>
-          <w:lang w:val="cs-CZ"/>
-        </w:rPr>
-        <w:t xml:space="preserve"> – U každého vybraného </w:t>
-      </w:r>
+        <w:t xml:space="preserve">Možnost </w:t>
+      </w:r>
+      <w:proofErr w:type="gramStart"/>
       <w:r>
         <w:rPr>
           <w:rFonts w:ascii="Arial" w:eastAsia="Arial" w:hAnsi="Arial" w:cs="Arial"/>
@@ -4005,23 +4145,23 @@
           <w:iCs/>
           <w:lang w:val="cs-CZ"/>
         </w:rPr>
-        <w:t>příkladu</w:t>
-      </w:r>
-      <w:r>
-        <w:rPr>
-          <w:rFonts w:ascii="Arial" w:eastAsia="Arial" w:hAnsi="Arial" w:cs="Arial"/>
-          <w:lang w:val="cs-CZ"/>
-        </w:rPr>
-        <w:t xml:space="preserve"> vyzvěte žáky, ať ukážou palec nahoru, pokud jde o něco, co znají, palec dolů, pokud jde o něco, co mají, a palec doprostřed, pokud jde o něco, čím jsou.</w:t>
-      </w:r>
-    </w:p>
-    <w:p>
-      <w:pPr>
-        <w:jc w:val="both"/>
-        <w:rPr>
-          <w:rFonts w:ascii="Arial" w:eastAsia="Arial" w:hAnsi="Arial" w:cs="Arial"/>
-        </w:rPr>
-      </w:pPr>
+        <w:t>1</w:t>
+      </w:r>
+      <w:r>
+        <w:rPr>
+          <w:rFonts w:ascii="Arial" w:eastAsia="Arial" w:hAnsi="Arial" w:cs="Arial"/>
+          <w:lang w:val="cs-CZ"/>
+        </w:rPr>
+        <w:t xml:space="preserve"> – U</w:t>
+      </w:r>
+      <w:proofErr w:type="gramEnd"/>
+      <w:r>
+        <w:rPr>
+          <w:rFonts w:ascii="Arial" w:eastAsia="Arial" w:hAnsi="Arial" w:cs="Arial"/>
+          <w:lang w:val="cs-CZ"/>
+        </w:rPr>
+        <w:t xml:space="preserve"> každého vybraného </w:t>
+      </w:r>
       <w:r>
         <w:rPr>
           <w:rFonts w:ascii="Arial" w:eastAsia="Arial" w:hAnsi="Arial" w:cs="Arial"/>
@@ -4029,14 +4169,56 @@
           <w:iCs/>
           <w:lang w:val="cs-CZ"/>
         </w:rPr>
-        <w:t>Možnost 2</w:t>
-      </w:r>
-      <w:r>
-        <w:rPr>
-          <w:rFonts w:ascii="Arial" w:eastAsia="Arial" w:hAnsi="Arial" w:cs="Arial"/>
-          <w:lang w:val="cs-CZ"/>
-        </w:rPr>
-        <w:t xml:space="preserve"> – U každého vybraného </w:t>
+        <w:t>příkladu</w:t>
+      </w:r>
+      <w:r>
+        <w:rPr>
+          <w:rFonts w:ascii="Arial" w:eastAsia="Arial" w:hAnsi="Arial" w:cs="Arial"/>
+          <w:lang w:val="cs-CZ"/>
+        </w:rPr>
+        <w:t xml:space="preserve"> vyzvěte žáky, ať ukážou palec nahoru, pokud jde o něco, co znají, palec dolů, pokud jde o něco, co mají, a palec doprostřed, pokud jde o něco, čím jsou.</w:t>
+      </w:r>
+    </w:p>
+    <w:p>
+      <w:pPr>
+        <w:jc w:val="both"/>
+        <w:rPr>
+          <w:rFonts w:ascii="Arial" w:eastAsia="Arial" w:hAnsi="Arial" w:cs="Arial"/>
+        </w:rPr>
+      </w:pPr>
+      <w:r>
+        <w:rPr>
+          <w:rFonts w:ascii="Arial" w:eastAsia="Arial" w:hAnsi="Arial" w:cs="Arial"/>
+          <w:i/>
+          <w:iCs/>
+          <w:lang w:val="cs-CZ"/>
+        </w:rPr>
+        <w:t xml:space="preserve">Možnost </w:t>
+      </w:r>
+      <w:proofErr w:type="gramStart"/>
+      <w:r>
+        <w:rPr>
+          <w:rFonts w:ascii="Arial" w:eastAsia="Arial" w:hAnsi="Arial" w:cs="Arial"/>
+          <w:i/>
+          <w:iCs/>
+          <w:lang w:val="cs-CZ"/>
+        </w:rPr>
+        <w:t>2</w:t>
+      </w:r>
+      <w:r>
+        <w:rPr>
+          <w:rFonts w:ascii="Arial" w:eastAsia="Arial" w:hAnsi="Arial" w:cs="Arial"/>
+          <w:lang w:val="cs-CZ"/>
+        </w:rPr>
+        <w:t xml:space="preserve"> – U</w:t>
+      </w:r>
+      <w:proofErr w:type="gramEnd"/>
+      <w:r>
+        <w:rPr>
+          <w:rFonts w:ascii="Arial" w:eastAsia="Arial" w:hAnsi="Arial" w:cs="Arial"/>
+          <w:lang w:val="cs-CZ"/>
+        </w:rPr>
+        <w:t xml:space="preserve"> každého vybraného </w:t>
       </w:r>
       <w:r>
         <w:rPr>
@@ -4736,8 +4918,19 @@
           <w:bCs/>
           <w:lang w:val="cs-CZ"/>
         </w:rPr>
-        <w:t>Dostupné materiály KidCy</w:t>
-      </w:r>
+        <w:t xml:space="preserve">Dostupné materiály </w:t>
+      </w:r>
+      <w:proofErr w:type="spellStart"/>
+      <w:r>
+        <w:rPr>
+          <w:rFonts w:ascii="Arial" w:eastAsia="Arial" w:hAnsi="Arial" w:cs="Arial"/>
+          <w:b/>
+          <w:bCs/>
+          <w:lang w:val="cs-CZ"/>
+        </w:rPr>
+        <w:t>KidCy</w:t>
+      </w:r>
+      <w:proofErr w:type="spellEnd"/>
     </w:p>
     <w:p>
       <w:pPr>
@@ -5723,12 +5916,21 @@
           <w:rFonts w:ascii="Arial" w:eastAsia="Arial" w:hAnsi="Arial" w:cs="Arial"/>
         </w:rPr>
       </w:pPr>
-      <w:r>
-        <w:rPr>
-          <w:rFonts w:ascii="Arial" w:eastAsia="Arial" w:hAnsi="Arial" w:cs="Arial"/>
-          <w:lang w:val="cs-CZ"/>
-        </w:rPr>
-        <w:t>heslohesloheslo – dlouhé, ale opakující se a předvídatelné</w:t>
+      <w:proofErr w:type="spellStart"/>
+      <w:r>
+        <w:rPr>
+          <w:rFonts w:ascii="Arial" w:eastAsia="Arial" w:hAnsi="Arial" w:cs="Arial"/>
+          <w:lang w:val="cs-CZ"/>
+        </w:rPr>
+        <w:t>heslohesloheslo</w:t>
+      </w:r>
+      <w:proofErr w:type="spellEnd"/>
+      <w:r>
+        <w:rPr>
+          <w:rFonts w:ascii="Arial" w:eastAsia="Arial" w:hAnsi="Arial" w:cs="Arial"/>
+          <w:lang w:val="cs-CZ"/>
+        </w:rPr>
+        <w:t xml:space="preserve"> – dlouhé, ale opakující se a předvídatelné</w:t>
       </w:r>
     </w:p>
     <w:p>
@@ -5786,8 +5988,17 @@
           <w:lang w:val="cs-CZ"/>
         </w:rPr>
         <w:lastRenderedPageBreak/>
-        <w:t>Sun7River*Book</w:t>
-      </w:r>
+        <w:t>Sun7River*</w:t>
+      </w:r>
+      <w:proofErr w:type="spellStart"/>
+      <w:r>
+        <w:rPr>
+          <w:rFonts w:ascii="Arial" w:eastAsia="Arial" w:hAnsi="Arial" w:cs="Arial"/>
+          <w:lang w:val="cs-CZ"/>
+        </w:rPr>
+        <w:t>Book</w:t>
+      </w:r>
+      <w:proofErr w:type="spellEnd"/>
     </w:p>
     <w:p>
       <w:pPr>
@@ -5800,6 +6011,7 @@
           <w:rFonts w:ascii="Arial" w:eastAsia="Arial" w:hAnsi="Arial" w:cs="Arial"/>
         </w:rPr>
       </w:pPr>
+      <w:proofErr w:type="spellStart"/>
       <w:r>
         <w:rPr>
           <w:rFonts w:ascii="Arial" w:eastAsia="Arial" w:hAnsi="Arial" w:cs="Arial"/>
@@ -5807,6 +6019,7 @@
         </w:rPr>
         <w:t>qwertz</w:t>
       </w:r>
+      <w:proofErr w:type="spellEnd"/>
     </w:p>
     <w:p>
       <w:pPr>
@@ -5838,6 +6051,7 @@
           <w:rFonts w:ascii="Arial" w:eastAsia="Arial" w:hAnsi="Arial" w:cs="Arial"/>
         </w:rPr>
       </w:pPr>
+      <w:proofErr w:type="spellStart"/>
       <w:r>
         <w:rPr>
           <w:rFonts w:ascii="Arial" w:eastAsia="Arial" w:hAnsi="Arial" w:cs="Arial"/>
@@ -5845,6 +6059,7 @@
         </w:rPr>
         <w:t>MujPes</w:t>
       </w:r>
+      <w:proofErr w:type="spellEnd"/>
     </w:p>
     <w:p>
       <w:pPr>
@@ -5876,6 +6091,7 @@
           <w:rFonts w:ascii="Arial" w:eastAsia="Arial" w:hAnsi="Arial" w:cs="Arial"/>
         </w:rPr>
       </w:pPr>
+      <w:proofErr w:type="spellStart"/>
       <w:r>
         <w:rPr>
           <w:rFonts w:ascii="Arial" w:eastAsia="Arial" w:hAnsi="Arial" w:cs="Arial"/>
@@ -5883,6 +6099,7 @@
         </w:rPr>
         <w:t>pustmedovnitr</w:t>
       </w:r>
+      <w:proofErr w:type="spellEnd"/>
     </w:p>
     <w:p>
       <w:pPr>
@@ -5957,7 +6174,23 @@
           <w:rFonts w:ascii="Arial" w:eastAsia="Arial" w:hAnsi="Arial" w:cs="Arial"/>
           <w:lang w:val="cs-CZ"/>
         </w:rPr>
-        <w:t>Star*Fish*River9</w:t>
+        <w:t>Star*</w:t>
+      </w:r>
+      <w:proofErr w:type="spellStart"/>
+      <w:r>
+        <w:rPr>
+          <w:rFonts w:ascii="Arial" w:eastAsia="Arial" w:hAnsi="Arial" w:cs="Arial"/>
+          <w:lang w:val="cs-CZ"/>
+        </w:rPr>
+        <w:t>Fish</w:t>
+      </w:r>
+      <w:proofErr w:type="spellEnd"/>
+      <w:r>
+        <w:rPr>
+          <w:rFonts w:ascii="Arial" w:eastAsia="Arial" w:hAnsi="Arial" w:cs="Arial"/>
+          <w:lang w:val="cs-CZ"/>
+        </w:rPr>
+        <w:t>*River9</w:t>
       </w:r>
     </w:p>
     <w:p>
@@ -6050,23 +6283,9 @@
           <w:iCs/>
           <w:lang w:val="cs-CZ"/>
         </w:rPr>
-        <w:t>Možnost 1</w:t>
-      </w:r>
-      <w:r>
-        <w:rPr>
-          <w:rFonts w:ascii="Arial" w:eastAsia="Arial" w:hAnsi="Arial" w:cs="Arial"/>
-          <w:lang w:val="cs-CZ"/>
-        </w:rPr>
-        <w:t xml:space="preserve"> – U každého z následujících příkladů vyzvěte žáky, ať ukážou palec nahoru, pokud jde podle nich o silné heslo, palec dolů, pokud ne, a palec doprostřed, pokud si nejsou jistí.</w:t>
-      </w:r>
-    </w:p>
-    <w:p>
-      <w:pPr>
-        <w:jc w:val="both"/>
-        <w:rPr>
-          <w:rFonts w:ascii="Arial" w:eastAsia="Arial" w:hAnsi="Arial" w:cs="Arial"/>
-        </w:rPr>
-      </w:pPr>
+        <w:t xml:space="preserve">Možnost </w:t>
+      </w:r>
+      <w:proofErr w:type="gramStart"/>
       <w:r>
         <w:rPr>
           <w:rFonts w:ascii="Arial" w:eastAsia="Arial" w:hAnsi="Arial" w:cs="Arial"/>
@@ -6074,14 +6293,64 @@
           <w:iCs/>
           <w:lang w:val="cs-CZ"/>
         </w:rPr>
-        <w:t>Možnost 2</w:t>
-      </w:r>
-      <w:r>
-        <w:rPr>
-          <w:rFonts w:ascii="Arial" w:eastAsia="Arial" w:hAnsi="Arial" w:cs="Arial"/>
-          <w:lang w:val="cs-CZ"/>
-        </w:rPr>
-        <w:t xml:space="preserve"> – U každého z následujících příkladů vyzvěte žáky, ať běží do levého rohu třídy, pokud jde podle nich o silné heslo, do pravého rohu, pokud ne, a ať zůstanou uprostřed místnosti, pokud si nejsou jistí.</w:t>
+        <w:t>1</w:t>
+      </w:r>
+      <w:r>
+        <w:rPr>
+          <w:rFonts w:ascii="Arial" w:eastAsia="Arial" w:hAnsi="Arial" w:cs="Arial"/>
+          <w:lang w:val="cs-CZ"/>
+        </w:rPr>
+        <w:t xml:space="preserve"> – U</w:t>
+      </w:r>
+      <w:proofErr w:type="gramEnd"/>
+      <w:r>
+        <w:rPr>
+          <w:rFonts w:ascii="Arial" w:eastAsia="Arial" w:hAnsi="Arial" w:cs="Arial"/>
+          <w:lang w:val="cs-CZ"/>
+        </w:rPr>
+        <w:t> každého z následujících příkladů vyzvěte žáky, ať ukážou palec nahoru, pokud jde podle nich o silné heslo, palec dolů, pokud ne, a palec doprostřed, pokud si nejsou jistí.</w:t>
+      </w:r>
+    </w:p>
+    <w:p>
+      <w:pPr>
+        <w:jc w:val="both"/>
+        <w:rPr>
+          <w:rFonts w:ascii="Arial" w:eastAsia="Arial" w:hAnsi="Arial" w:cs="Arial"/>
+        </w:rPr>
+      </w:pPr>
+      <w:r>
+        <w:rPr>
+          <w:rFonts w:ascii="Arial" w:eastAsia="Arial" w:hAnsi="Arial" w:cs="Arial"/>
+          <w:i/>
+          <w:iCs/>
+          <w:lang w:val="cs-CZ"/>
+        </w:rPr>
+        <w:t xml:space="preserve">Možnost </w:t>
+      </w:r>
+      <w:proofErr w:type="gramStart"/>
+      <w:r>
+        <w:rPr>
+          <w:rFonts w:ascii="Arial" w:eastAsia="Arial" w:hAnsi="Arial" w:cs="Arial"/>
+          <w:i/>
+          <w:iCs/>
+          <w:lang w:val="cs-CZ"/>
+        </w:rPr>
+        <w:t>2</w:t>
+      </w:r>
+      <w:r>
+        <w:rPr>
+          <w:rFonts w:ascii="Arial" w:eastAsia="Arial" w:hAnsi="Arial" w:cs="Arial"/>
+          <w:lang w:val="cs-CZ"/>
+        </w:rPr>
+        <w:t xml:space="preserve"> – U</w:t>
+      </w:r>
+      <w:proofErr w:type="gramEnd"/>
+      <w:r>
+        <w:rPr>
+          <w:rFonts w:ascii="Arial" w:eastAsia="Arial" w:hAnsi="Arial" w:cs="Arial"/>
+          <w:lang w:val="cs-CZ"/>
+        </w:rPr>
+        <w:t> každého z následujících příkladů vyzvěte žáky, ať běží do levého rohu třídy, pokud jde podle nich o silné heslo, do pravého rohu, pokud ne, a ať zůstanou uprostřed místnosti, pokud si nejsou jistí.</w:t>
       </w:r>
     </w:p>
     <w:p>
@@ -6217,7 +6486,35 @@
           <w:rFonts w:ascii="Arial" w:eastAsia="Arial" w:hAnsi="Arial" w:cs="Arial"/>
           <w:lang w:val="cs-CZ"/>
         </w:rPr>
-        <w:t>Dva žáci jsou vyzváni, ať přijdou před třídu a tajně si vytvoří slabé heslo z 1–2 slov souvisejících se školou (např. název školy, jméno učitele, fotbalový tým, rok ukončení školy).</w:t>
+        <w:t>Dva žáci jsou vyzváni, ať přijdou před třídu a tajně si vytvoří slabé heslo z</w:t>
+      </w:r>
+      <w:r>
+        <w:rPr>
+          <w:rFonts w:ascii="Arial" w:eastAsia="Arial" w:hAnsi="Arial" w:cs="Arial"/>
+          <w:lang w:val="cs-CZ"/>
+        </w:rPr>
+        <w:t> </w:t>
+      </w:r>
+      <w:r>
+        <w:rPr>
+          <w:rFonts w:ascii="Arial" w:eastAsia="Arial" w:hAnsi="Arial" w:cs="Arial"/>
+          <w:lang w:val="cs-CZ"/>
+        </w:rPr>
+        <w:t>1</w:t>
+      </w:r>
+      <w:r>
+        <w:rPr>
+          <w:rFonts w:ascii="Arial" w:eastAsia="Arial" w:hAnsi="Arial" w:cs="Arial"/>
+          <w:lang w:val="cs-CZ"/>
+        </w:rPr>
+        <w:t>-</w:t>
+      </w:r>
+      <w:r>
+        <w:rPr>
+          <w:rFonts w:ascii="Arial" w:eastAsia="Arial" w:hAnsi="Arial" w:cs="Arial"/>
+          <w:lang w:val="cs-CZ"/>
+        </w:rPr>
+        <w:t>2 slov souvisejících se školou (např. název školy, jméno učitele, fotbalový tým, rok ukončení školy).</w:t>
       </w:r>
     </w:p>
     <w:p>
@@ -7215,26 +7512,53 @@
           <w:rFonts w:ascii="Arial" w:eastAsia="Arial" w:hAnsi="Arial" w:cs="Arial"/>
           <w:lang w:val="cs-CZ"/>
         </w:rPr>
-        <w:t>Pomoct žákům pochopit postup dvoufaktorového ověření a seznámit je s tím, jak náročné je spravovat mnoho hesel. Pomoct žákům pochopit, co je správce hesel, a vysvětlit, jak správci hesel pomáhají chránit digitální identitu a digitální majetek, když se používají odpovědně a s podporou dospělého, kterému žáci věří.</w:t>
-      </w:r>
-    </w:p>
-    <w:p>
-      <w:pPr>
-        <w:rPr>
-          <w:rFonts w:ascii="Arial" w:eastAsia="Arial" w:hAnsi="Arial" w:cs="Arial"/>
-          <w:b/>
-          <w:bCs/>
-        </w:rPr>
-      </w:pPr>
-      <w:r>
-        <w:rPr>
-          <w:rFonts w:ascii="Arial" w:eastAsia="Arial" w:hAnsi="Arial" w:cs="Arial"/>
-          <w:b/>
-          <w:bCs/>
-          <w:lang w:val="cs-CZ"/>
-        </w:rPr>
-        <w:t>Dostupné materiály KidCy</w:t>
-      </w:r>
+        <w:t xml:space="preserve">Pomoct žákům pochopit postup </w:t>
+      </w:r>
+      <w:proofErr w:type="spellStart"/>
+      <w:r>
+        <w:rPr>
+          <w:rFonts w:ascii="Arial" w:eastAsia="Arial" w:hAnsi="Arial" w:cs="Arial"/>
+          <w:lang w:val="cs-CZ"/>
+        </w:rPr>
+        <w:t>dvoufaktorového</w:t>
+      </w:r>
+      <w:proofErr w:type="spellEnd"/>
+      <w:r>
+        <w:rPr>
+          <w:rFonts w:ascii="Arial" w:eastAsia="Arial" w:hAnsi="Arial" w:cs="Arial"/>
+          <w:lang w:val="cs-CZ"/>
+        </w:rPr>
+        <w:t xml:space="preserve"> ověření a seznámit je s tím, jak náročné je spravovat mnoho hesel. Pomoct žákům pochopit, co je správce hesel, a vysvětlit, jak správci hesel pomáhají chránit digitální identitu a digitální majetek, když se používají odpovědně a s podporou dospělého, kterému žáci věří.</w:t>
+      </w:r>
+    </w:p>
+    <w:p>
+      <w:pPr>
+        <w:rPr>
+          <w:rFonts w:ascii="Arial" w:eastAsia="Arial" w:hAnsi="Arial" w:cs="Arial"/>
+          <w:b/>
+          <w:bCs/>
+        </w:rPr>
+      </w:pPr>
+      <w:r>
+        <w:rPr>
+          <w:rFonts w:ascii="Arial" w:eastAsia="Arial" w:hAnsi="Arial" w:cs="Arial"/>
+          <w:b/>
+          <w:bCs/>
+          <w:lang w:val="cs-CZ"/>
+        </w:rPr>
+        <w:t xml:space="preserve">Dostupné materiály </w:t>
+      </w:r>
+      <w:proofErr w:type="spellStart"/>
+      <w:r>
+        <w:rPr>
+          <w:rFonts w:ascii="Arial" w:eastAsia="Arial" w:hAnsi="Arial" w:cs="Arial"/>
+          <w:b/>
+          <w:bCs/>
+          <w:lang w:val="cs-CZ"/>
+        </w:rPr>
+        <w:t>KidCy</w:t>
+      </w:r>
+      <w:proofErr w:type="spellEnd"/>
     </w:p>
     <w:p>
       <w:pPr>
@@ -7490,7 +7814,23 @@
           <w:rFonts w:ascii="Arial" w:eastAsia="Arial" w:hAnsi="Arial" w:cs="Arial"/>
           <w:lang w:val="cs-CZ"/>
         </w:rPr>
-        <w:t>(A) – Vysvětlete žákům, že dvoufaktorové ověření (2FA) znamená použít dva různé druhy důkazu, že jste to opravdu vy, než se dostanete k účtu. Místo jednoho zámku (hesla) tak používáte zámky dva.</w:t>
+        <w:t xml:space="preserve">(A) – Vysvětlete žákům, že </w:t>
+      </w:r>
+      <w:proofErr w:type="spellStart"/>
+      <w:r>
+        <w:rPr>
+          <w:rFonts w:ascii="Arial" w:eastAsia="Arial" w:hAnsi="Arial" w:cs="Arial"/>
+          <w:lang w:val="cs-CZ"/>
+        </w:rPr>
+        <w:t>dvoufaktorové</w:t>
+      </w:r>
+      <w:proofErr w:type="spellEnd"/>
+      <w:r>
+        <w:rPr>
+          <w:rFonts w:ascii="Arial" w:eastAsia="Arial" w:hAnsi="Arial" w:cs="Arial"/>
+          <w:lang w:val="cs-CZ"/>
+        </w:rPr>
+        <w:t xml:space="preserve"> ověření (2FA) znamená použít dva různé druhy důkazu, že jste to opravdu vy, než se dostanete k účtu. Místo jednoho zámku (hesla) tak používáte zámky dva.</w:t>
       </w:r>
     </w:p>
     <w:p>
@@ -7888,7 +8228,23 @@
           <w:rFonts w:ascii="Arial" w:eastAsia="Arial" w:hAnsi="Arial" w:cs="Arial"/>
           <w:lang w:val="cs-CZ"/>
         </w:rPr>
-        <w:t>Dva zámky = heslo + ještě něco (dvoufaktorové ověření)</w:t>
+        <w:t>Dva zámky = heslo + ještě něco (</w:t>
+      </w:r>
+      <w:proofErr w:type="spellStart"/>
+      <w:r>
+        <w:rPr>
+          <w:rFonts w:ascii="Arial" w:eastAsia="Arial" w:hAnsi="Arial" w:cs="Arial"/>
+          <w:lang w:val="cs-CZ"/>
+        </w:rPr>
+        <w:t>dvoufaktorové</w:t>
+      </w:r>
+      <w:proofErr w:type="spellEnd"/>
+      <w:r>
+        <w:rPr>
+          <w:rFonts w:ascii="Arial" w:eastAsia="Arial" w:hAnsi="Arial" w:cs="Arial"/>
+          <w:lang w:val="cs-CZ"/>
+        </w:rPr>
+        <w:t xml:space="preserve"> ověření)</w:t>
       </w:r>
     </w:p>
     <w:p>
@@ -7994,28 +8350,42 @@
           <w:rFonts w:ascii="Arial" w:eastAsia="Arial" w:hAnsi="Arial" w:cs="Arial"/>
           <w:lang w:val="cs-CZ"/>
         </w:rPr>
+        <w:t>Uspořádejte třídu tak, aby žáci mohli sedět ve skupinách po 3</w:t>
+      </w:r>
+      <w:r>
+        <w:rPr>
+          <w:rFonts w:ascii="Arial" w:eastAsia="Arial" w:hAnsi="Arial" w:cs="Arial"/>
+          <w:lang w:val="cs-CZ"/>
+        </w:rPr>
+        <w:t>-</w:t>
+      </w:r>
+      <w:r>
+        <w:rPr>
+          <w:rFonts w:ascii="Arial" w:eastAsia="Arial" w:hAnsi="Arial" w:cs="Arial"/>
+          <w:lang w:val="cs-CZ"/>
+        </w:rPr>
+        <w:t>4. Základní nastavení hry počítá nejvýš s 10 skupinami. Každá skupina má vlastní číselné označení.</w:t>
+      </w:r>
+    </w:p>
+    <w:p>
+      <w:pPr>
+        <w:pStyle w:val="ListParagraph"/>
+        <w:numPr>
+          <w:ilvl w:val="0"/>
+          <w:numId w:val="11"/>
+        </w:numPr>
+        <w:spacing w:before="240" w:after="240"/>
+        <w:jc w:val="both"/>
+        <w:rPr>
+          <w:rFonts w:ascii="Arial" w:eastAsia="Arial" w:hAnsi="Arial" w:cs="Arial"/>
+        </w:rPr>
+      </w:pPr>
+      <w:r>
+        <w:rPr>
+          <w:rFonts w:ascii="Arial" w:eastAsia="Arial" w:hAnsi="Arial" w:cs="Arial"/>
+          <w:lang w:val="cs-CZ"/>
+        </w:rPr>
         <w:lastRenderedPageBreak/>
-        <w:t>Uspořádejte třídu tak, aby žáci mohli sedět ve skupinách po 3–4. Základní nastavení hry počítá nejvýš s 10 skupinami. Každá skupina má vlastní číselné označení.</w:t>
-      </w:r>
-    </w:p>
-    <w:p>
-      <w:pPr>
-        <w:pStyle w:val="ListParagraph"/>
-        <w:numPr>
-          <w:ilvl w:val="0"/>
-          <w:numId w:val="11"/>
-        </w:numPr>
-        <w:spacing w:before="240" w:after="240"/>
-        <w:jc w:val="both"/>
-        <w:rPr>
-          <w:rFonts w:ascii="Arial" w:eastAsia="Arial" w:hAnsi="Arial" w:cs="Arial"/>
-        </w:rPr>
-      </w:pPr>
-      <w:r>
-        <w:rPr>
-          <w:rFonts w:ascii="Arial" w:eastAsia="Arial" w:hAnsi="Arial" w:cs="Arial"/>
-          <w:lang w:val="cs-CZ"/>
-        </w:rPr>
         <w:t>Vytiskněte schéma 3.4.2 Sada mincí. Pro každou skupinu budete potřebovat vystřihnout asi 4 mince. Dejte je do samostatných krabiček na učitelský stůl. Každou krabičku označte číslem skupiny. (Jedno schéma obsahuje 35 mincí.)</w:t>
       </w:r>
     </w:p>
@@ -8284,8 +8654,15 @@
           <w:rFonts w:ascii="Arial" w:eastAsia="Arial" w:hAnsi="Arial" w:cs="Arial"/>
           <w:lang w:val="cs-CZ"/>
         </w:rPr>
+        <w:t xml:space="preserve">Dejte každé skupině její prázdnou kartu (3.4.3). Vyzvěte žáky, ať ve skupinách potichu vymyslí heslo podle tématu napsaného na tabuli (například druhy ovoce). Vysvětlete, že heslo má zůstat před ostatními skupinami utajené. Vyzvěte žáky, ať zvolené heslo napíšou </w:t>
+      </w:r>
+      <w:r>
+        <w:rPr>
+          <w:rFonts w:ascii="Arial" w:eastAsia="Arial" w:hAnsi="Arial" w:cs="Arial"/>
+          <w:lang w:val="cs-CZ"/>
+        </w:rPr>
         <w:lastRenderedPageBreak/>
-        <w:t xml:space="preserve">Dejte každé skupině její prázdnou kartu (3.4.3). Vyzvěte žáky, ať ve skupinách potichu vymyslí heslo podle tématu napsaného na tabuli (například druhy ovoce). Vysvětlete, že heslo má zůstat před ostatními skupinami utajené. Vyzvěte žáky, ať zvolené heslo napíšou na prázdnou kartu spolu s číslem skupiny. Připomeňte jim, že číslo skupiny najdou na své PIN kartě. </w:t>
+        <w:t xml:space="preserve">na prázdnou kartu spolu s číslem skupiny. Připomeňte jim, že číslo skupiny najdou na své PIN kartě. </w:t>
       </w:r>
     </w:p>
     <w:p>
@@ -8500,7 +8877,23 @@
           <w:rFonts w:ascii="Arial" w:eastAsia="Arial" w:hAnsi="Arial" w:cs="Arial"/>
           <w:lang w:val="cs-CZ"/>
         </w:rPr>
-        <w:t xml:space="preserve">Pokud je heslo správné, učitel vyzve žáky, ať si na své PIN kartě najdou konkrétní čtyřmístný PIN kód. Například skupina 1, PIN kód číslo 10 – 3489. Vyzvěte je, ať ho </w:t>
+        <w:t xml:space="preserve">Pokud je heslo správné, učitel vyzve žáky, ať si na své PIN kartě najdou konkrétní čtyřmístný PIN kód. Například skupina 1, PIN kód číslo </w:t>
+      </w:r>
+      <w:proofErr w:type="gramStart"/>
+      <w:r>
+        <w:rPr>
+          <w:rFonts w:ascii="Arial" w:eastAsia="Arial" w:hAnsi="Arial" w:cs="Arial"/>
+          <w:lang w:val="cs-CZ"/>
+        </w:rPr>
+        <w:t>10 – 3489</w:t>
+      </w:r>
+      <w:proofErr w:type="gramEnd"/>
+      <w:r>
+        <w:rPr>
+          <w:rFonts w:ascii="Arial" w:eastAsia="Arial" w:hAnsi="Arial" w:cs="Arial"/>
+          <w:lang w:val="cs-CZ"/>
+        </w:rPr>
+        <w:t xml:space="preserve">. Vyzvěte je, ať ho </w:t>
       </w:r>
       <w:r>
         <w:rPr>
@@ -8680,11 +9073,64 @@
           <w:rFonts w:ascii="Arial" w:eastAsia="Arial" w:hAnsi="Arial" w:cs="Arial"/>
           <w:lang w:val="cs-CZ"/>
         </w:rPr>
-        <w:t>Každá skupina se rozhodne, o mince které skupiny se pokusí. Například skupina 1 může zkusit heslo skupiny 5.</w:t>
-      </w:r>
-    </w:p>
-    <w:p>
-      <w:pPr>
+        <w:t>Každá skupina se rozhodne, o </w:t>
+      </w:r>
+      <w:proofErr w:type="gramStart"/>
+      <w:r>
+        <w:rPr>
+          <w:rFonts w:ascii="Arial" w:eastAsia="Arial" w:hAnsi="Arial" w:cs="Arial"/>
+          <w:lang w:val="cs-CZ"/>
+        </w:rPr>
+        <w:t>mince</w:t>
+      </w:r>
+      <w:proofErr w:type="gramEnd"/>
+      <w:r>
+        <w:rPr>
+          <w:rFonts w:ascii="Arial" w:eastAsia="Arial" w:hAnsi="Arial" w:cs="Arial"/>
+          <w:lang w:val="cs-CZ"/>
+        </w:rPr>
+        <w:t xml:space="preserve"> které skupiny se pokusí. Například skupina 1 může zkusit heslo skupiny 5.</w:t>
+      </w:r>
+    </w:p>
+    <w:p>
+      <w:pPr>
+        <w:spacing w:before="240" w:after="240"/>
+        <w:jc w:val="both"/>
+        <w:rPr>
+          <w:rFonts w:ascii="Arial" w:eastAsia="Arial" w:hAnsi="Arial" w:cs="Arial"/>
+        </w:rPr>
+      </w:pPr>
+      <w:r>
+        <w:rPr>
+          <w:rFonts w:ascii="Arial" w:eastAsia="Arial" w:hAnsi="Arial" w:cs="Arial"/>
+          <w:lang w:val="cs-CZ"/>
+        </w:rPr>
+        <w:t>Každá skupina jde postupně do „Školní banky“ a požádá učitele o „minci“ jiné skupiny (PIN kartu si nese s sebou).</w:t>
+      </w:r>
+    </w:p>
+    <w:p>
+      <w:pPr>
+        <w:spacing w:before="240" w:after="240"/>
+        <w:jc w:val="both"/>
+        <w:rPr>
+          <w:rFonts w:ascii="Arial" w:eastAsia="Arial" w:hAnsi="Arial" w:cs="Arial"/>
+        </w:rPr>
+      </w:pPr>
+      <w:r>
+        <w:rPr>
+          <w:rFonts w:ascii="Arial" w:eastAsia="Arial" w:hAnsi="Arial" w:cs="Arial"/>
+          <w:lang w:val="cs-CZ"/>
+        </w:rPr>
+        <w:t>Učitel se pokaždé zeptá: „Jaké je číslo PIN karty a jaké je HESLO?“</w:t>
+      </w:r>
+    </w:p>
+    <w:p>
+      <w:pPr>
+        <w:pStyle w:val="ListParagraph"/>
+        <w:numPr>
+          <w:ilvl w:val="0"/>
+          <w:numId w:val="6"/>
+        </w:numPr>
         <w:spacing w:before="240" w:after="240"/>
         <w:jc w:val="both"/>
         <w:rPr>
@@ -8697,43 +9143,6 @@
           <w:lang w:val="cs-CZ"/>
         </w:rPr>
         <w:lastRenderedPageBreak/>
-        <w:t>Každá skupina jde postupně do „Školní banky“ a požádá učitele o „minci“ jiné skupiny (PIN kartu si nese s sebou).</w:t>
-      </w:r>
-    </w:p>
-    <w:p>
-      <w:pPr>
-        <w:spacing w:before="240" w:after="240"/>
-        <w:jc w:val="both"/>
-        <w:rPr>
-          <w:rFonts w:ascii="Arial" w:eastAsia="Arial" w:hAnsi="Arial" w:cs="Arial"/>
-        </w:rPr>
-      </w:pPr>
-      <w:r>
-        <w:rPr>
-          <w:rFonts w:ascii="Arial" w:eastAsia="Arial" w:hAnsi="Arial" w:cs="Arial"/>
-          <w:lang w:val="cs-CZ"/>
-        </w:rPr>
-        <w:t>Učitel se pokaždé zeptá: „Jaké je číslo PIN karty a jaké je HESLO?“</w:t>
-      </w:r>
-    </w:p>
-    <w:p>
-      <w:pPr>
-        <w:pStyle w:val="ListParagraph"/>
-        <w:numPr>
-          <w:ilvl w:val="0"/>
-          <w:numId w:val="6"/>
-        </w:numPr>
-        <w:spacing w:before="240" w:after="240"/>
-        <w:jc w:val="both"/>
-        <w:rPr>
-          <w:rFonts w:ascii="Arial" w:eastAsia="Arial" w:hAnsi="Arial" w:cs="Arial"/>
-        </w:rPr>
-      </w:pPr>
-      <w:r>
-        <w:rPr>
-          <w:rFonts w:ascii="Arial" w:eastAsia="Arial" w:hAnsi="Arial" w:cs="Arial"/>
-          <w:lang w:val="cs-CZ"/>
-        </w:rPr>
         <w:t>Jeden člen skupiny řekne učiteli číslo skupiny a heslo.</w:t>
       </w:r>
     </w:p>
@@ -9031,7 +9440,23 @@
           <w:rFonts w:ascii="Arial" w:eastAsia="Arial" w:hAnsi="Arial" w:cs="Arial"/>
           <w:lang w:val="cs-CZ"/>
         </w:rPr>
-        <w:t xml:space="preserve">Pokud je heslo správné, učitel vyzve žáky, ať na PIN kartě té skupiny najdou konkrétní čtyřmístný PIN kód. Například skupina 1, PIN kód číslo 10 – 3489. Vyzvěte je, ať ho </w:t>
+        <w:t xml:space="preserve">Pokud je heslo správné, učitel vyzve žáky, ať na PIN kartě té skupiny najdou konkrétní čtyřmístný PIN kód. Například skupina 1, PIN kód číslo </w:t>
+      </w:r>
+      <w:proofErr w:type="gramStart"/>
+      <w:r>
+        <w:rPr>
+          <w:rFonts w:ascii="Arial" w:eastAsia="Arial" w:hAnsi="Arial" w:cs="Arial"/>
+          <w:lang w:val="cs-CZ"/>
+        </w:rPr>
+        <w:t>10 – 3489</w:t>
+      </w:r>
+      <w:proofErr w:type="gramEnd"/>
+      <w:r>
+        <w:rPr>
+          <w:rFonts w:ascii="Arial" w:eastAsia="Arial" w:hAnsi="Arial" w:cs="Arial"/>
+          <w:lang w:val="cs-CZ"/>
+        </w:rPr>
+        <w:t xml:space="preserve">. Vyzvěte je, ať ho </w:t>
       </w:r>
       <w:r>
         <w:rPr>
@@ -9082,7 +9507,6 @@
           <w:rFonts w:ascii="Arial" w:eastAsia="Arial" w:hAnsi="Arial" w:cs="Arial"/>
           <w:lang w:val="cs-CZ"/>
         </w:rPr>
-        <w:lastRenderedPageBreak/>
         <w:t>Pokud PIN kód správný není, skupina se musí vrátit a zkusit to znovu v dalším kole hry. Pozor: v ideálním případě si žáci pamatují heslo skupiny, jejíž PIN kartu drží, a získají tak minci z účtu jiné skupiny.</w:t>
       </w:r>
     </w:p>
@@ -9140,6 +9564,7 @@
           <w:iCs/>
           <w:lang w:val="cs-CZ"/>
         </w:rPr>
+        <w:lastRenderedPageBreak/>
         <w:t>Zakončení hry: Reflexe</w:t>
       </w:r>
     </w:p>
@@ -9153,7 +9578,23 @@
           <w:rFonts w:ascii="Arial" w:eastAsia="Arial" w:hAnsi="Arial" w:cs="Arial"/>
           <w:lang w:val="cs-CZ"/>
         </w:rPr>
-        <w:t>Vyzvěte žáky, ať se podělí o své zážitky, a zdůrazněte, že hra ukázala, jak funguje dvoufaktorové ověření a jak dokáže zajistit soukromý přístup, i když někdo heslo zaslechl a pokusí se dostat dovnitř neoprávněně.</w:t>
+        <w:t xml:space="preserve">Vyzvěte žáky, ať se podělí o své zážitky, a zdůrazněte, že hra ukázala, jak funguje </w:t>
+      </w:r>
+      <w:proofErr w:type="spellStart"/>
+      <w:r>
+        <w:rPr>
+          <w:rFonts w:ascii="Arial" w:eastAsia="Arial" w:hAnsi="Arial" w:cs="Arial"/>
+          <w:lang w:val="cs-CZ"/>
+        </w:rPr>
+        <w:t>dvoufaktorové</w:t>
+      </w:r>
+      <w:proofErr w:type="spellEnd"/>
+      <w:r>
+        <w:rPr>
+          <w:rFonts w:ascii="Arial" w:eastAsia="Arial" w:hAnsi="Arial" w:cs="Arial"/>
+          <w:lang w:val="cs-CZ"/>
+        </w:rPr>
+        <w:t xml:space="preserve"> ověření a jak dokáže zajistit soukromý přístup, i když někdo heslo zaslechl a pokusí se dostat dovnitř neoprávněně.</w:t>
       </w:r>
     </w:p>
     <w:p>
@@ -9533,7 +9974,6 @@
           <w:rFonts w:ascii="Arial" w:eastAsia="Arial" w:hAnsi="Arial" w:cs="Arial"/>
           <w:lang w:val="cs-CZ"/>
         </w:rPr>
-        <w:lastRenderedPageBreak/>
         <w:t>Jaký problém správce hesel řeší?</w:t>
       </w:r>
     </w:p>
@@ -9614,6 +10054,7 @@
           <w:bCs/>
           <w:lang w:val="cs-CZ"/>
         </w:rPr>
+        <w:lastRenderedPageBreak/>
         <w:t xml:space="preserve">Úkol A: Výklad </w:t>
       </w:r>
       <w:r>
@@ -9637,7 +10078,7 @@
           <w:rFonts w:ascii="Arial" w:eastAsia="Arial" w:hAnsi="Arial" w:cs="Arial"/>
           <w:lang w:val="cs-CZ"/>
         </w:rPr>
-        <w:t>Obrázek má pět scén, kde zámek představuje nějaký systém, do kterého se chce uživatel dostat. Chlapec chce použít systém, který vyžaduje heslo (1), ale hesla si ukládá ve správci hesel, který funguje jako digitální peněženka (2). Otevře si správce hesel, aby uložené heslo získal (3). Pak může heslem vstoupit do systému (4) – proto je zámek vedle chlapce nakreslený jako otevřený. Se „odemčeným“ systémem už chlapec může dělat, co chtěl.</w:t>
+        <w:t>Obrázek má pět scén, kde zámek představuje nějaký systém, do kterého se chce uživatel dostat. Chlapec chce použít systém, který vyžaduje heslo (1), ale hesla si ukládá ve správci hesel, který funguje jako digitální peněženka (2). Otevře si správce hesel, aby uložené heslo získal (3). Pak může heslem vstoupit do systému (4) – proto je zámek vedle chlapce nakreslený jako otevřený. S „odemčeným“ systémem už chlapec může dělat, co chtěl.</w:t>
       </w:r>
     </w:p>
     <w:p>
@@ -9918,78 +10359,78 @@
           <w:rFonts w:ascii="Arial" w:eastAsia="Arial" w:hAnsi="Arial" w:cs="Arial"/>
           <w:lang w:val="cs-CZ"/>
         </w:rPr>
+        <w:t>slova vybraná nepředvídatelně, bez známého slovního spojení a bez osobní vazby,</w:t>
+      </w:r>
+    </w:p>
+    <w:p>
+      <w:pPr>
+        <w:pStyle w:val="ListParagraph"/>
+        <w:numPr>
+          <w:ilvl w:val="0"/>
+          <w:numId w:val="16"/>
+        </w:numPr>
+        <w:spacing w:before="240" w:after="240"/>
+        <w:rPr>
+          <w:rFonts w:ascii="Arial" w:eastAsia="Arial" w:hAnsi="Arial" w:cs="Arial"/>
+        </w:rPr>
+      </w:pPr>
+      <w:r>
+        <w:rPr>
+          <w:rFonts w:ascii="Arial" w:eastAsia="Arial" w:hAnsi="Arial" w:cs="Arial"/>
+          <w:lang w:val="cs-CZ"/>
+        </w:rPr>
+        <w:t>použití jen pro správce hesel,</w:t>
+      </w:r>
+    </w:p>
+    <w:p>
+      <w:pPr>
+        <w:pStyle w:val="ListParagraph"/>
+        <w:numPr>
+          <w:ilvl w:val="0"/>
+          <w:numId w:val="16"/>
+        </w:numPr>
+        <w:spacing w:before="240" w:after="240"/>
+        <w:rPr>
+          <w:rFonts w:ascii="Arial" w:eastAsia="Arial" w:hAnsi="Arial" w:cs="Arial"/>
+        </w:rPr>
+      </w:pPr>
+      <w:r>
+        <w:rPr>
+          <w:rFonts w:ascii="Arial" w:eastAsia="Arial" w:hAnsi="Arial" w:cs="Arial"/>
+          <w:lang w:val="cs-CZ"/>
+        </w:rPr>
+        <w:t>utajení a předem připravená možnost obnovy.</w:t>
+      </w:r>
+    </w:p>
+    <w:p>
+      <w:pPr>
+        <w:ind w:left="720"/>
+        <w:rPr>
+          <w:rFonts w:ascii="Arial" w:eastAsia="Arial" w:hAnsi="Arial" w:cs="Arial"/>
+        </w:rPr>
+      </w:pPr>
+      <w:r>
+        <w:rPr>
+          <w:rFonts w:ascii="Arial" w:eastAsia="Arial" w:hAnsi="Arial" w:cs="Arial"/>
+          <w:lang w:val="cs-CZ"/>
+        </w:rPr>
+        <w:t>Velká písmena, čísla a symboly nejsou povinnou součástí silné přístupové fráze.</w:t>
+      </w:r>
+    </w:p>
+    <w:p>
+      <w:pPr>
+        <w:jc w:val="both"/>
+        <w:rPr>
+          <w:rFonts w:ascii="Arial" w:eastAsia="Arial" w:hAnsi="Arial" w:cs="Arial"/>
+          <w:highlight w:val="cyan"/>
+        </w:rPr>
+      </w:pPr>
+      <w:r>
+        <w:rPr>
+          <w:rFonts w:ascii="Arial" w:eastAsia="Arial" w:hAnsi="Arial" w:cs="Arial"/>
+          <w:lang w:val="cs-CZ"/>
+        </w:rPr>
         <w:lastRenderedPageBreak/>
-        <w:t>slova vybraná nepředvídatelně, bez známého slovního spojení a bez osobní vazby,</w:t>
-      </w:r>
-    </w:p>
-    <w:p>
-      <w:pPr>
-        <w:pStyle w:val="ListParagraph"/>
-        <w:numPr>
-          <w:ilvl w:val="0"/>
-          <w:numId w:val="16"/>
-        </w:numPr>
-        <w:spacing w:before="240" w:after="240"/>
-        <w:rPr>
-          <w:rFonts w:ascii="Arial" w:eastAsia="Arial" w:hAnsi="Arial" w:cs="Arial"/>
-        </w:rPr>
-      </w:pPr>
-      <w:r>
-        <w:rPr>
-          <w:rFonts w:ascii="Arial" w:eastAsia="Arial" w:hAnsi="Arial" w:cs="Arial"/>
-          <w:lang w:val="cs-CZ"/>
-        </w:rPr>
-        <w:t>použití jen pro správce hesel,</w:t>
-      </w:r>
-    </w:p>
-    <w:p>
-      <w:pPr>
-        <w:pStyle w:val="ListParagraph"/>
-        <w:numPr>
-          <w:ilvl w:val="0"/>
-          <w:numId w:val="16"/>
-        </w:numPr>
-        <w:spacing w:before="240" w:after="240"/>
-        <w:rPr>
-          <w:rFonts w:ascii="Arial" w:eastAsia="Arial" w:hAnsi="Arial" w:cs="Arial"/>
-        </w:rPr>
-      </w:pPr>
-      <w:r>
-        <w:rPr>
-          <w:rFonts w:ascii="Arial" w:eastAsia="Arial" w:hAnsi="Arial" w:cs="Arial"/>
-          <w:lang w:val="cs-CZ"/>
-        </w:rPr>
-        <w:t>utajení a předem připravená možnost obnovy.</w:t>
-      </w:r>
-    </w:p>
-    <w:p>
-      <w:pPr>
-        <w:ind w:left="720"/>
-        <w:rPr>
-          <w:rFonts w:ascii="Arial" w:eastAsia="Arial" w:hAnsi="Arial" w:cs="Arial"/>
-        </w:rPr>
-      </w:pPr>
-      <w:r>
-        <w:rPr>
-          <w:rFonts w:ascii="Arial" w:eastAsia="Arial" w:hAnsi="Arial" w:cs="Arial"/>
-          <w:lang w:val="cs-CZ"/>
-        </w:rPr>
-        <w:t>Velká písmena, čísla a symboly nejsou povinnou součástí silné přístupové fráze.</w:t>
-      </w:r>
-    </w:p>
-    <w:p>
-      <w:pPr>
-        <w:jc w:val="both"/>
-        <w:rPr>
-          <w:rFonts w:ascii="Arial" w:eastAsia="Arial" w:hAnsi="Arial" w:cs="Arial"/>
-          <w:highlight w:val="cyan"/>
-        </w:rPr>
-      </w:pPr>
-      <w:r>
-        <w:rPr>
-          <w:rFonts w:ascii="Arial" w:eastAsia="Arial" w:hAnsi="Arial" w:cs="Arial"/>
-          <w:lang w:val="cs-CZ"/>
-        </w:rPr>
         <w:t>Promítněte digitální verzi obrázku 3.4.8 Kroky ukládání hesel. Zdůrazněte, že uživatel si musí stáhnout aplikaci správce hesel a vytvořit účet se silným hlavním heslem. Potom ve správci může vytvořit novou položku a heslo do ní ručně zkopírovat. Různá rozšíření umí hesla do správce přidávat automaticky. Když je pak heslo potřeba, uživatel otevře správce a heslo zkopíruje – některá rozšíření umí i automatické vyplnění.</w:t>
       </w:r>
     </w:p>
@@ -10347,15 +10788,7 @@
           <w:rFonts w:ascii="Arial" w:eastAsia="Arial" w:hAnsi="Arial" w:cs="Arial"/>
           <w:lang w:val="cs-CZ"/>
         </w:rPr>
-        <w:t xml:space="preserve">: školní systém, hra a e-mail. V této hře </w:t>
-      </w:r>
-      <w:r>
-        <w:rPr>
-          <w:rFonts w:ascii="Arial" w:eastAsia="Arial" w:hAnsi="Arial" w:cs="Arial"/>
-          <w:lang w:val="cs-CZ"/>
-        </w:rPr>
-        <w:lastRenderedPageBreak/>
-        <w:t>znamená systém jakýkoli informační systém dostupný na internetu přes prohlížeč nebo nainstalovanou aplikaci.</w:t>
+        <w:t>: školní systém, hra a e-mail. V této hře znamená systém jakýkoli informační systém dostupný na internetu přes prohlížeč nebo nainstalovanou aplikaci.</w:t>
       </w:r>
     </w:p>
     <w:p>
@@ -10459,6 +10892,7 @@
           <w:rFonts w:ascii="Arial" w:eastAsia="Arial" w:hAnsi="Arial" w:cs="Arial"/>
           <w:lang w:val="cs-CZ"/>
         </w:rPr>
+        <w:lastRenderedPageBreak/>
         <w:t>Najděte prázdnou krabici s víkem. Krabice musí být dost velká, aby se do ní vešly desky. Krabice bude představovat úložiště správce hesel.</w:t>
       </w:r>
     </w:p>
@@ -10482,7 +10916,23 @@
           <w:rFonts w:ascii="Arial" w:eastAsia="Arial" w:hAnsi="Arial" w:cs="Arial"/>
           <w:lang w:val="cs-CZ"/>
         </w:rPr>
-        <w:t>Ke každému systému si opatřete jeden předmět, např. knihu pro školní systém, hračku pro hru a velkou tužku pro e-mail. Předměty budou představovat přístup do daného vymyšleného systému. Aby byla hra zajímavější, dejte každý předmět do samostatné krabice s víkem a označte je třeba lepicím lístkem, která krabice patří kterému systému.</w:t>
+        <w:t xml:space="preserve">Ke každému systému si opatřete jeden předmět, např. knihu pro školní systém, hračku pro hru a velkou tužku pro e-mail. Předměty budou představovat přístup do daného vymyšleného systému. Aby byla hra zajímavější, dejte každý předmět do samostatné krabice s víkem a označte je třeba lepicím lístkem, která krabice </w:t>
+      </w:r>
+      <w:proofErr w:type="gramStart"/>
+      <w:r>
+        <w:rPr>
+          <w:rFonts w:ascii="Arial" w:eastAsia="Arial" w:hAnsi="Arial" w:cs="Arial"/>
+          <w:lang w:val="cs-CZ"/>
+        </w:rPr>
+        <w:t>patří</w:t>
+      </w:r>
+      <w:proofErr w:type="gramEnd"/>
+      <w:r>
+        <w:rPr>
+          <w:rFonts w:ascii="Arial" w:eastAsia="Arial" w:hAnsi="Arial" w:cs="Arial"/>
+          <w:lang w:val="cs-CZ"/>
+        </w:rPr>
+        <w:t xml:space="preserve"> kterému systému.</w:t>
       </w:r>
     </w:p>
     <w:p>
@@ -10623,8 +11073,33 @@
           <w:rFonts w:ascii="Arial" w:eastAsia="Arial" w:hAnsi="Arial" w:cs="Arial"/>
           <w:lang w:val="cs-CZ"/>
         </w:rPr>
-        <w:t xml:space="preserve"> – safe box keepers</w:t>
-      </w:r>
+        <w:t xml:space="preserve"> – </w:t>
+      </w:r>
+      <w:proofErr w:type="spellStart"/>
+      <w:r>
+        <w:rPr>
+          <w:rFonts w:ascii="Arial" w:eastAsia="Arial" w:hAnsi="Arial" w:cs="Arial"/>
+          <w:lang w:val="cs-CZ"/>
+        </w:rPr>
+        <w:t>safe</w:t>
+      </w:r>
+      <w:proofErr w:type="spellEnd"/>
+      <w:r>
+        <w:rPr>
+          <w:rFonts w:ascii="Arial" w:eastAsia="Arial" w:hAnsi="Arial" w:cs="Arial"/>
+          <w:lang w:val="cs-CZ"/>
+        </w:rPr>
+        <w:t xml:space="preserve"> box </w:t>
+      </w:r>
+      <w:proofErr w:type="spellStart"/>
+      <w:r>
+        <w:rPr>
+          <w:rFonts w:ascii="Arial" w:eastAsia="Arial" w:hAnsi="Arial" w:cs="Arial"/>
+          <w:lang w:val="cs-CZ"/>
+        </w:rPr>
+        <w:t>keepers</w:t>
+      </w:r>
+      <w:proofErr w:type="spellEnd"/>
       <w:r>
         <w:rPr>
           <w:rFonts w:ascii="Arial" w:eastAsia="Arial" w:hAnsi="Arial" w:cs="Arial"/>
@@ -10660,7 +11135,39 @@
           <w:rFonts w:ascii="Arial" w:eastAsia="Arial" w:hAnsi="Arial" w:cs="Arial"/>
           <w:lang w:val="cs-CZ"/>
         </w:rPr>
-        <w:t xml:space="preserve">– password generators </w:t>
+        <w:t>– </w:t>
+      </w:r>
+      <w:proofErr w:type="spellStart"/>
+      <w:r>
+        <w:rPr>
+          <w:rFonts w:ascii="Arial" w:eastAsia="Arial" w:hAnsi="Arial" w:cs="Arial"/>
+          <w:lang w:val="cs-CZ"/>
+        </w:rPr>
+        <w:t>password</w:t>
+      </w:r>
+      <w:proofErr w:type="spellEnd"/>
+      <w:r>
+        <w:rPr>
+          <w:rFonts w:ascii="Arial" w:eastAsia="Arial" w:hAnsi="Arial" w:cs="Arial"/>
+          <w:lang w:val="cs-CZ"/>
+        </w:rPr>
+        <w:t xml:space="preserve"> </w:t>
+      </w:r>
+      <w:proofErr w:type="spellStart"/>
+      <w:r>
+        <w:rPr>
+          <w:rFonts w:ascii="Arial" w:eastAsia="Arial" w:hAnsi="Arial" w:cs="Arial"/>
+          <w:lang w:val="cs-CZ"/>
+        </w:rPr>
+        <w:t>generators</w:t>
+      </w:r>
+      <w:proofErr w:type="spellEnd"/>
+      <w:r>
+        <w:rPr>
+          <w:rFonts w:ascii="Arial" w:eastAsia="Arial" w:hAnsi="Arial" w:cs="Arial"/>
+          <w:lang w:val="cs-CZ"/>
+        </w:rPr>
+        <w:t xml:space="preserve"> </w:t>
       </w:r>
       <w:r>
         <w:rPr>
@@ -10697,7 +11204,39 @@
           <w:rFonts w:ascii="Arial" w:eastAsia="Arial" w:hAnsi="Arial" w:cs="Arial"/>
           <w:lang w:val="cs-CZ"/>
         </w:rPr>
-        <w:t xml:space="preserve">– system guards </w:t>
+        <w:t xml:space="preserve">– </w:t>
+      </w:r>
+      <w:proofErr w:type="spellStart"/>
+      <w:r>
+        <w:rPr>
+          <w:rFonts w:ascii="Arial" w:eastAsia="Arial" w:hAnsi="Arial" w:cs="Arial"/>
+          <w:lang w:val="cs-CZ"/>
+        </w:rPr>
+        <w:t>system</w:t>
+      </w:r>
+      <w:proofErr w:type="spellEnd"/>
+      <w:r>
+        <w:rPr>
+          <w:rFonts w:ascii="Arial" w:eastAsia="Arial" w:hAnsi="Arial" w:cs="Arial"/>
+          <w:lang w:val="cs-CZ"/>
+        </w:rPr>
+        <w:t xml:space="preserve"> </w:t>
+      </w:r>
+      <w:proofErr w:type="spellStart"/>
+      <w:r>
+        <w:rPr>
+          <w:rFonts w:ascii="Arial" w:eastAsia="Arial" w:hAnsi="Arial" w:cs="Arial"/>
+          <w:lang w:val="cs-CZ"/>
+        </w:rPr>
+        <w:t>guards</w:t>
+      </w:r>
+      <w:proofErr w:type="spellEnd"/>
+      <w:r>
+        <w:rPr>
+          <w:rFonts w:ascii="Arial" w:eastAsia="Arial" w:hAnsi="Arial" w:cs="Arial"/>
+          <w:lang w:val="cs-CZ"/>
+        </w:rPr>
+        <w:t xml:space="preserve"> </w:t>
       </w:r>
       <w:r>
         <w:rPr>
@@ -10734,7 +11273,39 @@
           <w:rFonts w:ascii="Arial" w:eastAsia="Arial" w:hAnsi="Arial" w:cs="Arial"/>
           <w:lang w:val="cs-CZ"/>
         </w:rPr>
-        <w:t xml:space="preserve">– password hunters </w:t>
+        <w:t xml:space="preserve">– </w:t>
+      </w:r>
+      <w:proofErr w:type="spellStart"/>
+      <w:r>
+        <w:rPr>
+          <w:rFonts w:ascii="Arial" w:eastAsia="Arial" w:hAnsi="Arial" w:cs="Arial"/>
+          <w:lang w:val="cs-CZ"/>
+        </w:rPr>
+        <w:t>password</w:t>
+      </w:r>
+      <w:proofErr w:type="spellEnd"/>
+      <w:r>
+        <w:rPr>
+          <w:rFonts w:ascii="Arial" w:eastAsia="Arial" w:hAnsi="Arial" w:cs="Arial"/>
+          <w:lang w:val="cs-CZ"/>
+        </w:rPr>
+        <w:t xml:space="preserve"> </w:t>
+      </w:r>
+      <w:proofErr w:type="spellStart"/>
+      <w:r>
+        <w:rPr>
+          <w:rFonts w:ascii="Arial" w:eastAsia="Arial" w:hAnsi="Arial" w:cs="Arial"/>
+          <w:lang w:val="cs-CZ"/>
+        </w:rPr>
+        <w:t>hunters</w:t>
+      </w:r>
+      <w:proofErr w:type="spellEnd"/>
+      <w:r>
+        <w:rPr>
+          <w:rFonts w:ascii="Arial" w:eastAsia="Arial" w:hAnsi="Arial" w:cs="Arial"/>
+          <w:lang w:val="cs-CZ"/>
+        </w:rPr>
+        <w:t xml:space="preserve"> </w:t>
       </w:r>
       <w:r>
         <w:rPr>
@@ -11018,7 +11589,6 @@
           <w:rFonts w:ascii="Arial" w:eastAsia="Arial" w:hAnsi="Arial" w:cs="Arial"/>
           <w:lang w:val="cs-CZ"/>
         </w:rPr>
-        <w:lastRenderedPageBreak/>
         <w:t>Vyzvěte žáky H1, ať se rozhlédnou po místnosti a najdou jeden přeložený papírový list. Žáci H1 jsou uživatelé systému a chtějí použít nějaký systém (jeho typ/název je na přeloženém papíru), který vyžaduje heslo.</w:t>
       </w:r>
     </w:p>
@@ -11088,6 +11658,7 @@
           <w:rFonts w:ascii="Arial" w:eastAsia="Arial" w:hAnsi="Arial" w:cs="Arial"/>
           <w:lang w:val="cs-CZ"/>
         </w:rPr>
+        <w:lastRenderedPageBreak/>
         <w:t>Žáci H1 si cvičné heslo můžou přečíst a zkusit si ho zapamatovat. Vysvětlete, že správce hesel snižuje potřebu pamatovat si samostatná hesla k mnoha účtům; heslo není slabé jen proto, že si ho někdo dokáže zapamatovat.</w:t>
       </w:r>
     </w:p>
@@ -11264,7 +11835,23 @@
           <w:rFonts w:ascii="Arial" w:eastAsia="Arial" w:hAnsi="Arial" w:cs="Arial"/>
           <w:lang w:val="cs-CZ"/>
         </w:rPr>
-        <w:t>prázdné kapsy desek. Žáci S desky zavřou, dají je zpátky do krabice a krabici zavřou.</w:t>
+        <w:t xml:space="preserve">prázdné kapsy desek. Žáci </w:t>
+      </w:r>
+      <w:proofErr w:type="gramStart"/>
+      <w:r>
+        <w:rPr>
+          <w:rFonts w:ascii="Arial" w:eastAsia="Arial" w:hAnsi="Arial" w:cs="Arial"/>
+          <w:lang w:val="cs-CZ"/>
+        </w:rPr>
+        <w:t>S</w:t>
+      </w:r>
+      <w:proofErr w:type="gramEnd"/>
+      <w:r>
+        <w:rPr>
+          <w:rFonts w:ascii="Arial" w:eastAsia="Arial" w:hAnsi="Arial" w:cs="Arial"/>
+          <w:lang w:val="cs-CZ"/>
+        </w:rPr>
+        <w:t> desky zavřou, dají je zpátky do krabice a krabici zavřou.</w:t>
       </w:r>
     </w:p>
     <w:p>
@@ -11480,7 +12067,7 @@
           <w:rFonts w:ascii="Arial" w:eastAsia="Arial" w:hAnsi="Arial" w:cs="Arial"/>
           <w:lang w:val="cs-CZ"/>
         </w:rPr>
-        <w:t xml:space="preserve">Pokud heslo správné není, musí žáci H heslo získat ze správce hesel. Skupina H jde k žákům S a napíše na tabuli vymyšlené hlavní heslo. Pokud je správné, </w:t>
+        <w:t xml:space="preserve">Pokud heslo správné není, musí žáci H heslo získat ze správce hesel. Skupina H jde k žákům S a napíše na tabuli vymyšlené hlavní heslo. Pokud je správné, smaže se a žáci S otevřou krabici, vyndají z ní desky a předají je žákům H. Žáci H procházejí kapsy jednu po druhé, dokud nenajdou ten správný přeložený papír. Vyndají ho a jdou znovu ke strážcům systému. Papír rozloží, „uložené“ heslo přepíšou pro strážce na malý bílý papírek a přeložený list vrátí žákům S. Příslušní strážci napsané heslo zkontrolují. Pokud je správné, postupují podle kroku X. a předají skupině H předmět. Pokud je heslo </w:t>
       </w:r>
       <w:r>
         <w:rPr>
@@ -11488,7 +12075,7 @@
           <w:lang w:val="cs-CZ"/>
         </w:rPr>
         <w:lastRenderedPageBreak/>
-        <w:t>smaže se a žáci S otevřou krabici, vyndají z ní desky a předají je žákům H. Žáci H procházejí kapsy jednu po druhé, dokud nenajdou ten správný přeložený papír. Vyndají ho a jdou znovu ke strážcům systému. Papír rozloží, „uložené“ heslo přepíšou pro strážce na malý bílý papírek a přeložený list vrátí žákům S. Příslušní strážci napsané heslo zkontrolují. Pokud je správné, postupují podle kroku X. a předají skupině H předmět. Pokud je heslo přepsané špatně, skupina H se vrací na svá místa, protože správné heslo nenašla – jde o situaci, kdy uživatel heslo špatně zkopíroval nebo uložil špatné heslo.</w:t>
+        <w:t>přepsané špatně, skupina H se vrací na svá místa, protože správné heslo nenašla – jde o situaci, kdy uživatel heslo špatně zkopíroval nebo uložil špatné heslo.</w:t>
       </w:r>
     </w:p>
     <w:p>
@@ -11619,7 +12206,23 @@
           <w:rFonts w:ascii="Arial" w:eastAsia="Arial" w:hAnsi="Arial" w:cs="Arial"/>
           <w:lang w:val="cs-CZ"/>
         </w:rPr>
-        <w:t xml:space="preserve"> (A) – V této hodině jsme se podívali na to, co je dvoufaktorové ověření a proč je správa mnoha hesel náročná, co je správce hesel a jak správci hesel pomáhají chránit digitální identitu a digitální majetek, když se používají odpovědně a s podporou dospělého, kterému věříte.</w:t>
+        <w:t xml:space="preserve"> (A) – V této hodině jsme se podívali na to, co je </w:t>
+      </w:r>
+      <w:proofErr w:type="spellStart"/>
+      <w:r>
+        <w:rPr>
+          <w:rFonts w:ascii="Arial" w:eastAsia="Arial" w:hAnsi="Arial" w:cs="Arial"/>
+          <w:lang w:val="cs-CZ"/>
+        </w:rPr>
+        <w:t>dvoufaktorové</w:t>
+      </w:r>
+      <w:proofErr w:type="spellEnd"/>
+      <w:r>
+        <w:rPr>
+          <w:rFonts w:ascii="Arial" w:eastAsia="Arial" w:hAnsi="Arial" w:cs="Arial"/>
+          <w:lang w:val="cs-CZ"/>
+        </w:rPr>
+        <w:t xml:space="preserve"> ověření a proč je správa mnoha hesel náročná, co je správce hesel a jak správci hesel pomáhají chránit digitální identitu a digitální majetek, když se používají odpovědně a s podporou dospělého, kterému věříte.</w:t>
       </w:r>
     </w:p>
     <w:p>
@@ -11687,7 +12290,23 @@
           <w:rFonts w:ascii="Arial" w:eastAsia="Arial" w:hAnsi="Arial" w:cs="Arial"/>
           <w:lang w:val="cs-CZ"/>
         </w:rPr>
-        <w:t>– Vyzvěte žáky, ať sami nebo ve dvojicích nakreslí dům s plotem kolem zahrady. Ať nakreslí prvky, které by ukázaly dvoufaktorové ověření pro vstup do domu. Prvky můžou být digitální i fyzické, aby předvedly kombinaci toho, kdo jste, co máte a co znáte.</w:t>
+        <w:t xml:space="preserve">– Vyzvěte žáky, ať sami nebo ve dvojicích nakreslí dům s plotem kolem zahrady. Ať nakreslí prvky, které by ukázaly </w:t>
+      </w:r>
+      <w:proofErr w:type="spellStart"/>
+      <w:r>
+        <w:rPr>
+          <w:rFonts w:ascii="Arial" w:eastAsia="Arial" w:hAnsi="Arial" w:cs="Arial"/>
+          <w:lang w:val="cs-CZ"/>
+        </w:rPr>
+        <w:t>dvoufaktorové</w:t>
+      </w:r>
+      <w:proofErr w:type="spellEnd"/>
+      <w:r>
+        <w:rPr>
+          <w:rFonts w:ascii="Arial" w:eastAsia="Arial" w:hAnsi="Arial" w:cs="Arial"/>
+          <w:lang w:val="cs-CZ"/>
+        </w:rPr>
+        <w:t xml:space="preserve"> ověření pro vstup do domu. Prvky můžou být digitální i fyzické, aby předvedly kombinaci toho, kdo jste, co máte a co znáte.</w:t>
       </w:r>
     </w:p>
     <w:p>
@@ -11795,9 +12414,19 @@
           <w:bCs/>
           <w:lang w:val="cs-CZ"/>
         </w:rPr>
-        <w:lastRenderedPageBreak/>
-        <w:t>Dostupné materiály KidCy</w:t>
-      </w:r>
+        <w:t xml:space="preserve">Dostupné materiály </w:t>
+      </w:r>
+      <w:proofErr w:type="spellStart"/>
+      <w:r>
+        <w:rPr>
+          <w:rFonts w:ascii="Arial" w:eastAsia="Arial" w:hAnsi="Arial" w:cs="Arial"/>
+          <w:b/>
+          <w:bCs/>
+          <w:lang w:val="cs-CZ"/>
+        </w:rPr>
+        <w:t>KidCy</w:t>
+      </w:r>
+      <w:proofErr w:type="spellEnd"/>
     </w:p>
     <w:p>
       <w:pPr>
@@ -11896,6 +12525,7 @@
           <w:bCs/>
           <w:lang w:val="cs-CZ"/>
         </w:rPr>
+        <w:lastRenderedPageBreak/>
         <w:t>Plán aktivit</w:t>
       </w:r>
     </w:p>
@@ -12354,47 +12984,79 @@
           <w:rFonts w:ascii="Arial" w:eastAsia="Arial" w:hAnsi="Arial" w:cs="Arial"/>
           <w:lang w:val="cs-CZ"/>
         </w:rPr>
+        <w:t>o</w:t>
+      </w:r>
+      <w:r>
+        <w:rPr>
+          <w:rFonts w:ascii="Arial" w:eastAsia="Arial" w:hAnsi="Arial" w:cs="Arial"/>
+          <w:lang w:val="cs-CZ"/>
+        </w:rPr>
+        <w:t>zvat se je bezpečná volba</w:t>
+      </w:r>
+      <w:r>
+        <w:rPr>
+          <w:rFonts w:ascii="Arial" w:eastAsia="Arial" w:hAnsi="Arial" w:cs="Arial"/>
+          <w:lang w:val="cs-CZ"/>
+        </w:rPr>
+        <w:t>.</w:t>
+      </w:r>
+    </w:p>
+    <w:p>
+      <w:pPr>
+        <w:spacing w:before="240" w:after="281"/>
+        <w:jc w:val="both"/>
+        <w:rPr>
+          <w:rFonts w:ascii="Arial" w:eastAsia="Arial" w:hAnsi="Arial" w:cs="Arial"/>
+        </w:rPr>
+      </w:pPr>
+      <w:r>
+        <w:rPr>
+          <w:rFonts w:ascii="Arial" w:eastAsia="Arial" w:hAnsi="Arial" w:cs="Arial"/>
+          <w:b/>
+          <w:bCs/>
+          <w:lang w:val="cs-CZ"/>
+        </w:rPr>
+        <w:t xml:space="preserve">Úkol B: Sdílení a diskuse </w:t>
+      </w:r>
+      <w:r>
+        <w:rPr>
+          <w:rFonts w:ascii="Arial" w:eastAsia="Arial" w:hAnsi="Arial" w:cs="Arial"/>
+          <w:lang w:val="cs-CZ"/>
+        </w:rPr>
+        <w:t>(A, O, W) – Vyzvěte žáky, ať si ve dvojicích nebo malých skupinách přečtou situace z pracovního listu 3.5.3 Situace k digitální identitě a ověřování totožnosti, zamyslí se nad nimi a proberou je.</w:t>
+      </w:r>
+    </w:p>
+    <w:p>
+      <w:pPr>
+        <w:spacing w:after="31" w:line="257" w:lineRule="auto"/>
+        <w:jc w:val="both"/>
+        <w:rPr>
+          <w:rFonts w:ascii="Arial" w:eastAsia="Arial" w:hAnsi="Arial" w:cs="Arial"/>
+        </w:rPr>
+      </w:pPr>
+      <w:r>
+        <w:rPr>
+          <w:rFonts w:ascii="Arial" w:eastAsia="Arial" w:hAnsi="Arial" w:cs="Arial"/>
+          <w:lang w:val="cs-CZ"/>
+        </w:rPr>
         <w:lastRenderedPageBreak/>
-        <w:t>o</w:t>
-      </w:r>
-      <w:r>
-        <w:rPr>
-          <w:rFonts w:ascii="Arial" w:eastAsia="Arial" w:hAnsi="Arial" w:cs="Arial"/>
-          <w:lang w:val="cs-CZ"/>
-        </w:rPr>
-        <w:t>zvat se je bezpečná volba</w:t>
-      </w:r>
-      <w:r>
-        <w:rPr>
-          <w:rFonts w:ascii="Arial" w:eastAsia="Arial" w:hAnsi="Arial" w:cs="Arial"/>
-          <w:lang w:val="cs-CZ"/>
-        </w:rPr>
-        <w:t>.</w:t>
-      </w:r>
-    </w:p>
-    <w:p>
-      <w:pPr>
-        <w:spacing w:before="240" w:after="281"/>
-        <w:jc w:val="both"/>
-        <w:rPr>
-          <w:rFonts w:ascii="Arial" w:eastAsia="Arial" w:hAnsi="Arial" w:cs="Arial"/>
-        </w:rPr>
-      </w:pPr>
-      <w:r>
-        <w:rPr>
-          <w:rFonts w:ascii="Arial" w:eastAsia="Arial" w:hAnsi="Arial" w:cs="Arial"/>
-          <w:b/>
-          <w:bCs/>
-          <w:lang w:val="cs-CZ"/>
-        </w:rPr>
-        <w:t xml:space="preserve">Úkol B: Sdílení a diskuse </w:t>
-      </w:r>
-      <w:r>
-        <w:rPr>
-          <w:rFonts w:ascii="Arial" w:eastAsia="Arial" w:hAnsi="Arial" w:cs="Arial"/>
-          <w:lang w:val="cs-CZ"/>
-        </w:rPr>
-        <w:t>(A, O, W) – Vyzvěte žáky, ať si ve dvojicích nebo malých skupinách přečtou situace z pracovního listu 3.5.3 Situace k digitální identitě a ověřování totožnosti, zamyslí se nad nimi a proberou je.</w:t>
+        <w:t>Vysvětlete žákům – Můžete mít jiné názory</w:t>
+      </w:r>
+      <w:r>
+        <w:rPr>
+          <w:rFonts w:ascii="Arial" w:eastAsia="Arial" w:hAnsi="Arial" w:cs="Arial"/>
+          <w:b/>
+          <w:bCs/>
+          <w:lang w:val="cs-CZ"/>
+        </w:rPr>
+        <w:t xml:space="preserve"> </w:t>
+      </w:r>
+      <w:r>
+        <w:rPr>
+          <w:rFonts w:ascii="Arial" w:eastAsia="Arial" w:hAnsi="Arial" w:cs="Arial"/>
+          <w:lang w:val="cs-CZ"/>
+        </w:rPr>
+        <w:t>než ostatní, ale můžete se navzájem respektovat. Měli bychom myslet na důsledky svého jednání, abychom na sebe v digitálním prostředí dávali pozor. Špatná rozhodnutí se stanou každému, ale musíme se z nich poučit.</w:t>
       </w:r>
     </w:p>
     <w:p>
@@ -12405,12 +13067,47 @@
           <w:rFonts w:ascii="Arial" w:eastAsia="Arial" w:hAnsi="Arial" w:cs="Arial"/>
         </w:rPr>
       </w:pPr>
-      <w:r>
-        <w:rPr>
-          <w:rFonts w:ascii="Arial" w:eastAsia="Arial" w:hAnsi="Arial" w:cs="Arial"/>
-          <w:lang w:val="cs-CZ"/>
-        </w:rPr>
-        <w:t>Vysvětlete žákům – Můžete mít jiné názory</w:t>
+    </w:p>
+    <w:p>
+      <w:pPr>
+        <w:rPr>
+          <w:rFonts w:ascii="Arial" w:eastAsia="Arial" w:hAnsi="Arial" w:cs="Arial"/>
+          <w:b/>
+          <w:bCs/>
+        </w:rPr>
+      </w:pPr>
+      <w:r>
+        <w:rPr>
+          <w:rFonts w:ascii="Arial" w:eastAsia="Arial" w:hAnsi="Arial" w:cs="Arial"/>
+          <w:b/>
+          <w:bCs/>
+          <w:lang w:val="cs-CZ"/>
+        </w:rPr>
+        <w:t>Krok 4: Závěr – shrnutí a neformální hodnocení</w:t>
+      </w:r>
+    </w:p>
+    <w:p>
+      <w:pPr>
+        <w:spacing w:before="240" w:after="240"/>
+        <w:rPr>
+          <w:rFonts w:ascii="Arial" w:eastAsia="Arial" w:hAnsi="Arial" w:cs="Arial"/>
+        </w:rPr>
+      </w:pPr>
+      <w:r>
+        <w:rPr>
+          <w:rFonts w:ascii="Arial" w:eastAsia="Arial" w:hAnsi="Arial" w:cs="Arial"/>
+          <w:b/>
+          <w:bCs/>
+          <w:lang w:val="cs-CZ"/>
+        </w:rPr>
+        <w:t xml:space="preserve">Úkol A: Výklad </w:t>
+      </w:r>
+      <w:r>
+        <w:rPr>
+          <w:rFonts w:ascii="Arial" w:eastAsia="Arial" w:hAnsi="Arial" w:cs="Arial"/>
+          <w:lang w:val="cs-CZ"/>
+        </w:rPr>
+        <w:t>(A) – V této hodině jsme se podívali na to,</w:t>
       </w:r>
       <w:r>
         <w:rPr>
@@ -12426,58 +13123,31 @@
           <w:rFonts w:ascii="Arial" w:eastAsia="Arial" w:hAnsi="Arial" w:cs="Arial"/>
           <w:lang w:val="cs-CZ"/>
         </w:rPr>
-        <w:t>než ostatní, ale můžete se navzájem respektovat. Měli bychom myslet na důsledky svého jednání, abychom na sebe v digitálním prostředí dávali pozor. Špatná rozhodnutí se stanou každému, ale musíme se z nich poučit.</w:t>
-      </w:r>
-    </w:p>
-    <w:p>
-      <w:pPr>
-        <w:spacing w:after="31" w:line="257" w:lineRule="auto"/>
-        <w:jc w:val="both"/>
-        <w:rPr>
-          <w:rFonts w:ascii="Arial" w:eastAsia="Arial" w:hAnsi="Arial" w:cs="Arial"/>
-        </w:rPr>
-      </w:pPr>
-    </w:p>
-    <w:p>
-      <w:pPr>
-        <w:rPr>
-          <w:rFonts w:ascii="Arial" w:eastAsia="Arial" w:hAnsi="Arial" w:cs="Arial"/>
-          <w:b/>
-          <w:bCs/>
-        </w:rPr>
-      </w:pPr>
-      <w:r>
-        <w:rPr>
-          <w:rFonts w:ascii="Arial" w:eastAsia="Arial" w:hAnsi="Arial" w:cs="Arial"/>
-          <w:b/>
-          <w:bCs/>
-          <w:lang w:val="cs-CZ"/>
-        </w:rPr>
-        <w:t>Krok 4: Závěr – shrnutí a neformální hodnocení</w:t>
-      </w:r>
-    </w:p>
-    <w:p>
-      <w:pPr>
-        <w:spacing w:before="240" w:after="240"/>
-        <w:rPr>
-          <w:rFonts w:ascii="Arial" w:eastAsia="Arial" w:hAnsi="Arial" w:cs="Arial"/>
-        </w:rPr>
-      </w:pPr>
-      <w:r>
-        <w:rPr>
-          <w:rFonts w:ascii="Arial" w:eastAsia="Arial" w:hAnsi="Arial" w:cs="Arial"/>
-          <w:b/>
-          <w:bCs/>
-          <w:lang w:val="cs-CZ"/>
-        </w:rPr>
-        <w:t xml:space="preserve">Úkol A: Výklad </w:t>
-      </w:r>
-      <w:r>
-        <w:rPr>
-          <w:rFonts w:ascii="Arial" w:eastAsia="Arial" w:hAnsi="Arial" w:cs="Arial"/>
-          <w:lang w:val="cs-CZ"/>
-        </w:rPr>
-        <w:t>(A) – V této hodině jsme se podívali na to,</w:t>
+        <w:t>jak vaše rozhodnutí a chování ovlivňují bezpečnost vaší digitální identity a jak odpovědné jednání pomáhá chránit váš digitální majetek, vás samotné i ostatní v digitálním prostředí.</w:t>
+      </w:r>
+    </w:p>
+    <w:p>
+      <w:pPr>
+        <w:spacing w:before="240" w:after="240"/>
+        <w:rPr>
+          <w:rFonts w:ascii="Arial" w:eastAsia="Arial" w:hAnsi="Arial" w:cs="Arial"/>
+        </w:rPr>
+      </w:pPr>
+      <w:r>
+        <w:rPr>
+          <w:rFonts w:ascii="Arial" w:eastAsia="Arial" w:hAnsi="Arial" w:cs="Arial"/>
+          <w:b/>
+          <w:bCs/>
+          <w:lang w:val="cs-CZ"/>
+        </w:rPr>
+        <w:t xml:space="preserve">Úkol B: Samostatná písemná práce </w:t>
+      </w:r>
+      <w:r>
+        <w:rPr>
+          <w:rFonts w:ascii="Arial" w:eastAsia="Arial" w:hAnsi="Arial" w:cs="Arial"/>
+          <w:lang w:val="cs-CZ"/>
+        </w:rPr>
+        <w:t>(W) – Vyzvěte žáky, ať vyplní</w:t>
       </w:r>
       <w:r>
         <w:rPr>
@@ -12493,46 +13163,6 @@
           <w:rFonts w:ascii="Arial" w:eastAsia="Arial" w:hAnsi="Arial" w:cs="Arial"/>
           <w:lang w:val="cs-CZ"/>
         </w:rPr>
-        <w:t>jak vaše rozhodnutí a chování ovlivňují bezpečnost vaší digitální identity a jak odpovědné jednání pomáhá chránit váš digitální majetek, vás samotné i ostatní v digitálním prostředí.</w:t>
-      </w:r>
-    </w:p>
-    <w:p>
-      <w:pPr>
-        <w:spacing w:before="240" w:after="240"/>
-        <w:rPr>
-          <w:rFonts w:ascii="Arial" w:eastAsia="Arial" w:hAnsi="Arial" w:cs="Arial"/>
-        </w:rPr>
-      </w:pPr>
-      <w:r>
-        <w:rPr>
-          <w:rFonts w:ascii="Arial" w:eastAsia="Arial" w:hAnsi="Arial" w:cs="Arial"/>
-          <w:b/>
-          <w:bCs/>
-          <w:lang w:val="cs-CZ"/>
-        </w:rPr>
-        <w:t xml:space="preserve">Úkol B: Samostatná písemná práce </w:t>
-      </w:r>
-      <w:r>
-        <w:rPr>
-          <w:rFonts w:ascii="Arial" w:eastAsia="Arial" w:hAnsi="Arial" w:cs="Arial"/>
-          <w:lang w:val="cs-CZ"/>
-        </w:rPr>
-        <w:t>(W) – Vyzvěte žáky, ať vyplní</w:t>
-      </w:r>
-      <w:r>
-        <w:rPr>
-          <w:rFonts w:ascii="Arial" w:eastAsia="Arial" w:hAnsi="Arial" w:cs="Arial"/>
-          <w:b/>
-          <w:bCs/>
-          <w:lang w:val="cs-CZ"/>
-        </w:rPr>
-        <w:t xml:space="preserve"> </w:t>
-      </w:r>
-      <w:r>
-        <w:rPr>
-          <w:rFonts w:ascii="Arial" w:eastAsia="Arial" w:hAnsi="Arial" w:cs="Arial"/>
-          <w:lang w:val="cs-CZ"/>
-        </w:rPr>
         <w:t>pracovní list 3.5.4 Jak chráním svoji digitální identitu.</w:t>
       </w:r>
     </w:p>
@@ -12551,14 +13181,50 @@
           <w:bCs/>
           <w:lang w:val="cs-CZ"/>
         </w:rPr>
-        <w:t>Nepovinná aktivita v Robloxu:</w:t>
-      </w:r>
-      <w:r>
-        <w:rPr>
-          <w:rFonts w:ascii="Arial" w:eastAsia="Arial" w:hAnsi="Arial" w:cs="Arial"/>
-          <w:lang w:val="cs-CZ"/>
-        </w:rPr>
-        <w:t xml:space="preserve"> Doplňková aktivita k tomuto modulu založená na Robloxu je k dispozici v samostatné </w:t>
+        <w:t>Nepovinná aktivita v </w:t>
+      </w:r>
+      <w:proofErr w:type="spellStart"/>
+      <w:r>
+        <w:rPr>
+          <w:rFonts w:ascii="Arial" w:eastAsia="Arial" w:hAnsi="Arial" w:cs="Arial"/>
+          <w:b/>
+          <w:bCs/>
+          <w:lang w:val="cs-CZ"/>
+        </w:rPr>
+        <w:t>Robloxu</w:t>
+      </w:r>
+      <w:proofErr w:type="spellEnd"/>
+      <w:r>
+        <w:rPr>
+          <w:rFonts w:ascii="Arial" w:eastAsia="Arial" w:hAnsi="Arial" w:cs="Arial"/>
+          <w:b/>
+          <w:bCs/>
+          <w:lang w:val="cs-CZ"/>
+        </w:rPr>
+        <w:t>:</w:t>
+      </w:r>
+      <w:r>
+        <w:rPr>
+          <w:rFonts w:ascii="Arial" w:eastAsia="Arial" w:hAnsi="Arial" w:cs="Arial"/>
+          <w:lang w:val="cs-CZ"/>
+        </w:rPr>
+        <w:t xml:space="preserve"> Doplňková aktivita k tomuto modulu založená na </w:t>
+      </w:r>
+      <w:proofErr w:type="spellStart"/>
+      <w:r>
+        <w:rPr>
+          <w:rFonts w:ascii="Arial" w:eastAsia="Arial" w:hAnsi="Arial" w:cs="Arial"/>
+          <w:lang w:val="cs-CZ"/>
+        </w:rPr>
+        <w:t>Robloxu</w:t>
+      </w:r>
+      <w:proofErr w:type="spellEnd"/>
+      <w:r>
+        <w:rPr>
+          <w:rFonts w:ascii="Arial" w:eastAsia="Arial" w:hAnsi="Arial" w:cs="Arial"/>
+          <w:lang w:val="cs-CZ"/>
+        </w:rPr>
+        <w:t xml:space="preserve"> je k dispozici v samostatné </w:t>
       </w:r>
       <w:r>
         <w:rPr>
@@ -12567,14 +13233,41 @@
           <w:iCs/>
           <w:lang w:val="cs-CZ"/>
         </w:rPr>
-        <w:t>Příručce pro učitele k Robloxu</w:t>
-      </w:r>
-      <w:r>
-        <w:rPr>
-          <w:rFonts w:ascii="Arial" w:eastAsia="Arial" w:hAnsi="Arial" w:cs="Arial"/>
-          <w:lang w:val="cs-CZ"/>
-        </w:rPr>
-        <w:t>. Než začnete používat Roblox nebo jinou externí digitální platformu, měli by se učitelé ujistit, že to jejich škola nebo organizace povoluje a že to odpovídá platným požadavkům na ochranu dětí, soukromí, věkovou vhodnost a používání technologií.</w:t>
+        <w:t>Příručce pro učitele k </w:t>
+      </w:r>
+      <w:proofErr w:type="spellStart"/>
+      <w:r>
+        <w:rPr>
+          <w:rFonts w:ascii="Arial" w:eastAsia="Arial" w:hAnsi="Arial" w:cs="Arial"/>
+          <w:i/>
+          <w:iCs/>
+          <w:lang w:val="cs-CZ"/>
+        </w:rPr>
+        <w:t>Robloxu</w:t>
+      </w:r>
+      <w:proofErr w:type="spellEnd"/>
+      <w:r>
+        <w:rPr>
+          <w:rFonts w:ascii="Arial" w:eastAsia="Arial" w:hAnsi="Arial" w:cs="Arial"/>
+          <w:lang w:val="cs-CZ"/>
+        </w:rPr>
+        <w:t xml:space="preserve">. Než začnete používat </w:t>
+      </w:r>
+      <w:proofErr w:type="spellStart"/>
+      <w:r>
+        <w:rPr>
+          <w:rFonts w:ascii="Arial" w:eastAsia="Arial" w:hAnsi="Arial" w:cs="Arial"/>
+          <w:lang w:val="cs-CZ"/>
+        </w:rPr>
+        <w:t>Roblox</w:t>
+      </w:r>
+      <w:proofErr w:type="spellEnd"/>
+      <w:r>
+        <w:rPr>
+          <w:rFonts w:ascii="Arial" w:eastAsia="Arial" w:hAnsi="Arial" w:cs="Arial"/>
+          <w:lang w:val="cs-CZ"/>
+        </w:rPr>
+        <w:t xml:space="preserve"> nebo jinou externí digitální platformu, měli by se učitelé ujistit, že to jejich škola nebo organizace povoluje a že to odpovídá platným požadavkům na ochranu dětí, soukromí, věkovou vhodnost a používání technologií.</w:t>
       </w:r>
     </w:p>
     <w:p>
@@ -12730,7 +13423,31 @@
               <w:szCs w:val="16"/>
               <w:lang w:val="lt-LT"/>
             </w:rPr>
-            <w:t>Copyright © 2026 KidCy. CC BY-NC-SA 4.0</w:t>
+            <w:t xml:space="preserve">Copyright © 2026 </w:t>
+          </w:r>
+          <w:proofErr w:type="spellStart"/>
+          <w:r>
+            <w:rPr>
+              <w:rFonts w:ascii="Arial" w:eastAsia="Arial" w:hAnsi="Arial" w:cs="Arial"/>
+              <w:b/>
+              <w:bCs/>
+              <w:sz w:val="16"/>
+              <w:szCs w:val="16"/>
+              <w:lang w:val="lt-LT"/>
+            </w:rPr>
+            <w:t>KidCy</w:t>
+          </w:r>
+          <w:proofErr w:type="spellEnd"/>
+          <w:r>
+            <w:rPr>
+              <w:rFonts w:ascii="Arial" w:eastAsia="Arial" w:hAnsi="Arial" w:cs="Arial"/>
+              <w:b/>
+              <w:bCs/>
+              <w:sz w:val="16"/>
+              <w:szCs w:val="16"/>
+              <w:lang w:val="lt-LT"/>
+            </w:rPr>
+            <w:t>. CC BY-NC-SA 4.0</w:t>
           </w:r>
         </w:p>
       </w:tc>
